--- a/Received/five/class5_computer.docx
+++ b/Received/five/class5_computer.docx
@@ -2,7 +2,6 @@
 <file path=word/document.xml><?xml version="1.0" encoding="utf-8"?>
 <w:document xmlns:wpc="http://schemas.microsoft.com/office/word/2010/wordprocessingCanvas" xmlns:cx="http://schemas.microsoft.com/office/drawing/2014/chartex" xmlns:cx1="http://schemas.microsoft.com/office/drawing/2015/9/8/chartex" xmlns:cx2="http://schemas.microsoft.com/office/drawing/2015/10/21/chartex" xmlns:cx3="http://schemas.microsoft.com/office/drawing/2016/5/9/chartex" xmlns:cx4="http://schemas.microsoft.com/office/drawing/2016/5/10/chartex" xmlns:cx5="http://schemas.microsoft.com/office/drawing/2016/5/11/chartex" xmlns:cx6="http://schemas.microsoft.com/office/drawing/2016/5/12/chartex" xmlns:cx7="http://schemas.microsoft.com/office/drawing/2016/5/13/chartex" xmlns:cx8="http://schemas.microsoft.com/office/drawing/2016/5/14/chartex" xmlns:mc="http://schemas.openxmlformats.org/markup-compatibility/2006" xmlns:aink="http://schemas.microsoft.com/office/drawing/2016/ink" xmlns:am3d="http://schemas.microsoft.com/office/drawing/2017/model3d" xmlns:o="urn:schemas-microsoft-com:office:office" xmlns:oel="http://schemas.microsoft.com/office/2019/extlst" xmlns:r="http://schemas.openxmlformats.org/officeDocument/2006/relationships" xmlns:m="http://schemas.openxmlformats.org/officeDocument/2006/math" xmlns:v="urn:schemas-microsoft-com:vml" xmlns:wp14="http://schemas.microsoft.com/office/word/2010/wordprocessingDrawing" xmlns:wp="http://schemas.openxmlformats.org/drawingml/2006/wordprocessingDrawing" xmlns:w10="urn:schemas-microsoft-com:office:word" xmlns:w="http://schemas.openxmlformats.org/wordprocessingml/2006/main" xmlns:w14="http://schemas.microsoft.com/office/word/2010/wordml" xmlns:w15="http://schemas.microsoft.com/office/word/2012/wordml" xmlns:w16cex="http://schemas.microsoft.com/office/word/2018/wordml/cex" xmlns:w16cid="http://schemas.microsoft.com/office/word/2016/wordml/cid" xmlns:w16="http://schemas.microsoft.com/office/word/2018/wordml" xmlns:w16du="http://schemas.microsoft.com/office/word/2023/wordml/word16du" xmlns:w16sdtdh="http://schemas.microsoft.com/office/word/2020/wordml/sdtdatahash" xmlns:w16sdtfl="http://schemas.microsoft.com/office/word/2024/wordml/sdtformatlock" xmlns:w16se="http://schemas.microsoft.com/office/word/2015/wordml/symex" xmlns:wpg="http://schemas.microsoft.com/office/word/2010/wordprocessingGroup" xmlns:wpi="http://schemas.microsoft.com/office/word/2010/wordprocessingInk" xmlns:wne="http://schemas.microsoft.com/office/word/2006/wordml" xmlns:wps="http://schemas.microsoft.com/office/word/2010/wordprocessingShape" mc:Ignorable="w14 w15 w16se w16cid w16 w16cex w16sdtdh w16sdtfl w16du wp14">
   <w:body>
-    <w:bookmarkStart w:id="0" w:name="_Hlk138315100"/>
     <w:p>
       <w:pPr>
         <w:spacing w:after="0" w:line="240" w:lineRule="auto"/>
@@ -13,24 +12,153 @@
           <w:szCs w:val="36"/>
         </w:rPr>
       </w:pPr>
-      <w:r>
-        <w:rPr>
-          <w:rFonts w:ascii="Times New Roman" w:hAnsi="Times New Roman" w:cs="Times New Roman"/>
+      <w:bookmarkStart w:id="0" w:name="_Hlk138315100"/>
+      <w:r>
+        <w:rPr>
+          <w:rFonts w:ascii="Preeti" w:hAnsi="Preeti"/>
+          <w:b/>
+          <w:bCs/>
           <w:noProof/>
-          <w:szCs w:val="22"/>
+          <w:sz w:val="40"/>
+          <w:szCs w:val="40"/>
         </w:rPr>
         <mc:AlternateContent>
           <mc:Choice Requires="wps">
             <w:drawing>
-              <wp:anchor distT="0" distB="0" distL="114300" distR="114300" simplePos="0" relativeHeight="251659264" behindDoc="0" locked="0" layoutInCell="1" allowOverlap="1" wp14:anchorId="0D879185" wp14:editId="24E6420E">
+              <wp:anchor distT="45720" distB="45720" distL="114300" distR="114300" simplePos="0" relativeHeight="251661312" behindDoc="0" locked="0" layoutInCell="1" allowOverlap="1" wp14:anchorId="219E6A50" wp14:editId="556146C5">
+                <wp:simplePos x="0" y="0"/>
+                <wp:positionH relativeFrom="column">
+                  <wp:posOffset>5831637</wp:posOffset>
+                </wp:positionH>
+                <wp:positionV relativeFrom="paragraph">
+                  <wp:posOffset>-39993</wp:posOffset>
+                </wp:positionV>
+                <wp:extent cx="897147" cy="1404620"/>
+                <wp:effectExtent l="0" t="0" r="0" b="0"/>
+                <wp:wrapNone/>
+                <wp:docPr id="1" name="Text Box 2"/>
+                <wp:cNvGraphicFramePr>
+                  <a:graphicFrameLocks xmlns:a="http://schemas.openxmlformats.org/drawingml/2006/main"/>
+                </wp:cNvGraphicFramePr>
+                <a:graphic xmlns:a="http://schemas.openxmlformats.org/drawingml/2006/main">
+                  <a:graphicData uri="http://schemas.microsoft.com/office/word/2010/wordprocessingShape">
+                    <wps:wsp>
+                      <wps:cNvSpPr txBox="1">
+                        <a:spLocks noChangeArrowheads="1"/>
+                      </wps:cNvSpPr>
+                      <wps:spPr bwMode="auto">
+                        <a:xfrm>
+                          <a:off x="0" y="0"/>
+                          <a:ext cx="897147" cy="1404620"/>
+                        </a:xfrm>
+                        <a:prstGeom prst="rect">
+                          <a:avLst/>
+                        </a:prstGeom>
+                        <a:noFill/>
+                        <a:ln w="9525">
+                          <a:noFill/>
+                          <a:miter lim="800000"/>
+                          <a:headEnd/>
+                          <a:tailEnd/>
+                        </a:ln>
+                      </wps:spPr>
+                      <wps:txbx>
+                        <w:txbxContent>
+                          <w:p>
+                            <w:r>
+                              <w:rPr>
+                                <w:rFonts w:ascii="Times New Roman" w:hAnsi="Times New Roman" w:cs="Times New Roman"/>
+                                <w:b/>
+                                <w:bCs/>
+                                <w:sz w:val="32"/>
+                                <w:szCs w:val="32"/>
+                              </w:rPr>
+                              <w:t>D-</w:t>
+                            </w:r>
+                            <w:r>
+                              <w:rPr>
+                                <w:rFonts w:ascii="Times New Roman" w:hAnsi="Times New Roman" w:cs="Times New Roman"/>
+                                <w:b/>
+                                <w:bCs/>
+                                <w:sz w:val="32"/>
+                                <w:szCs w:val="32"/>
+                              </w:rPr>
+                              <w:t xml:space="preserve"> 24</w:t>
+                            </w:r>
+                          </w:p>
+                        </w:txbxContent>
+                      </wps:txbx>
+                      <wps:bodyPr rot="0" vert="horz" wrap="square" lIns="91440" tIns="45720" rIns="91440" bIns="45720" anchor="t" anchorCtr="0">
+                        <a:spAutoFit/>
+                      </wps:bodyPr>
+                    </wps:wsp>
+                  </a:graphicData>
+                </a:graphic>
+                <wp14:sizeRelH relativeFrom="margin">
+                  <wp14:pctWidth>0</wp14:pctWidth>
+                </wp14:sizeRelH>
+                <wp14:sizeRelV relativeFrom="margin">
+                  <wp14:pctHeight>20000</wp14:pctHeight>
+                </wp14:sizeRelV>
+              </wp:anchor>
+            </w:drawing>
+          </mc:Choice>
+          <mc:Fallback>
+            <w:pict>
+              <v:shapetype w14:anchorId="219E6A50" id="_x0000_t202" coordsize="21600,21600" o:spt="202" path="m,l,21600r21600,l21600,xe">
+                <v:stroke joinstyle="miter"/>
+                <v:path gradientshapeok="t" o:connecttype="rect"/>
+              </v:shapetype>
+              <v:shape id="Text Box 2" o:spid="_x0000_s1026" type="#_x0000_t202" style="position:absolute;margin-left:459.2pt;margin-top:-3.15pt;width:70.65pt;height:110.6pt;z-index:251661312;visibility:visible;mso-wrap-style:square;mso-width-percent:0;mso-height-percent:200;mso-wrap-distance-left:9pt;mso-wrap-distance-top:3.6pt;mso-wrap-distance-right:9pt;mso-wrap-distance-bottom:3.6pt;mso-position-horizontal:absolute;mso-position-horizontal-relative:text;mso-position-vertical:absolute;mso-position-vertical-relative:text;mso-width-percent:0;mso-height-percent:200;mso-width-relative:margin;mso-height-relative:margin;v-text-anchor:top" o:gfxdata="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" filled="f" stroked="f">
+                <v:textbox style="mso-fit-shape-to-text:t">
+                  <w:txbxContent>
+                    <w:p>
+                      <w:r>
+                        <w:rPr>
+                          <w:rFonts w:ascii="Times New Roman" w:hAnsi="Times New Roman" w:cs="Times New Roman"/>
+                          <w:b/>
+                          <w:bCs/>
+                          <w:sz w:val="32"/>
+                          <w:szCs w:val="32"/>
+                        </w:rPr>
+                        <w:t>D-</w:t>
+                      </w:r>
+                      <w:r>
+                        <w:rPr>
+                          <w:rFonts w:ascii="Times New Roman" w:hAnsi="Times New Roman" w:cs="Times New Roman"/>
+                          <w:b/>
+                          <w:bCs/>
+                          <w:sz w:val="32"/>
+                          <w:szCs w:val="32"/>
+                        </w:rPr>
+                        <w:t xml:space="preserve"> 24</w:t>
+                      </w:r>
+                    </w:p>
+                  </w:txbxContent>
+                </v:textbox>
+              </v:shape>
+            </w:pict>
+          </mc:Fallback>
+        </mc:AlternateContent>
+      </w:r>
+      <w:r>
+        <w:rPr>
+          <w:rFonts w:ascii="Times New Roman" w:hAnsi="Times New Roman" w:cs="Times New Roman"/>
+          <w:noProof/>
+          <w:szCs w:val="22"/>
+        </w:rPr>
+        <mc:AlternateContent>
+          <mc:Choice Requires="wps">
+            <w:drawing>
+              <wp:anchor distT="0" distB="0" distL="114300" distR="114300" simplePos="0" relativeHeight="251659264" behindDoc="0" locked="0" layoutInCell="1" allowOverlap="1" wp14:anchorId="0FE4C6E4" wp14:editId="56AECBB4">
                 <wp:simplePos x="0" y="0"/>
                 <wp:positionH relativeFrom="margin">
                   <wp:posOffset>0</wp:posOffset>
                 </wp:positionH>
                 <wp:positionV relativeFrom="paragraph">
-                  <wp:posOffset>7620</wp:posOffset>
+                  <wp:posOffset>8087</wp:posOffset>
                 </wp:positionV>
-                <wp:extent cx="479425" cy="584835"/>
+                <wp:extent cx="479425" cy="584799"/>
                 <wp:effectExtent l="0" t="0" r="0" b="6350"/>
                 <wp:wrapNone/>
                 <wp:docPr id="25" name="Rectangle 1"/>
@@ -61,6 +189,18 @@
                         <a:ln>
                           <a:noFill/>
                         </a:ln>
+                        <a:extLst>
+                          <a:ext uri="{91240B29-F687-4F45-9708-019B960494DF}">
+                            <a14:hiddenLine xmlns:a14="http://schemas.microsoft.com/office/drawing/2010/main" w="25400">
+                              <a:solidFill>
+                                <a:srgbClr val="000000"/>
+                              </a:solidFill>
+                              <a:miter lim="800000"/>
+                              <a:headEnd/>
+                              <a:tailEnd/>
+                            </a14:hiddenLine>
+                          </a:ext>
+                        </a:extLst>
                       </wps:spPr>
                       <wps:bodyPr rot="0" vert="horz" wrap="square" lIns="91440" tIns="45720" rIns="91440" bIns="45720" anchor="ctr" anchorCtr="0" upright="1">
                         <a:noAutofit/>
@@ -68,12 +208,18 @@
                     </wps:wsp>
                   </a:graphicData>
                 </a:graphic>
+                <wp14:sizeRelH relativeFrom="margin">
+                  <wp14:pctWidth>0</wp14:pctWidth>
+                </wp14:sizeRelH>
+                <wp14:sizeRelV relativeFrom="margin">
+                  <wp14:pctHeight>0</wp14:pctHeight>
+                </wp14:sizeRelV>
               </wp:anchor>
             </w:drawing>
           </mc:Choice>
           <mc:Fallback>
             <w:pict>
-              <v:rect w14:anchorId="2CB4A2FE" id="Rectangle 1" o:spid="_x0000_s1026" style="position:absolute;margin-left:0;margin-top:.6pt;width:37.75pt;height:46.05pt;z-index:251659264;visibility:visible;mso-wrap-style:square;mso-wrap-distance-left:9pt;mso-wrap-distance-top:0;mso-wrap-distance-right:9pt;mso-wrap-distance-bottom:0;mso-position-horizontal:absolute;mso-position-horizontal-relative:margin;mso-position-vertical:absolute;mso-position-vertical-relative:text;v-text-anchor:middle" o:gfxdata="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" stroked="f">
+              <v:rect w14:anchorId="0883D4D2" id="Rectangle 1" o:spid="_x0000_s1026" style="position:absolute;margin-left:0;margin-top:.65pt;width:37.75pt;height:46.05pt;z-index:251659264;visibility:visible;mso-wrap-style:square;mso-width-percent:0;mso-height-percent:0;mso-wrap-distance-left:9pt;mso-wrap-distance-top:0;mso-wrap-distance-right:9pt;mso-wrap-distance-bottom:0;mso-position-horizontal:absolute;mso-position-horizontal-relative:margin;mso-position-vertical:absolute;mso-position-vertical-relative:text;mso-width-percent:0;mso-height-percent:0;mso-width-relative:margin;mso-height-relative:margin;v-text-anchor:middle" o:gfxdata="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" stroked="f" strokeweight="2pt">
                 <v:fill r:id="rId6" o:title="" recolor="t" rotate="t" type="frame"/>
                 <w10:wrap anchorx="margin"/>
               </v:rect>
@@ -127,21 +273,95 @@
           <w:sz w:val="24"/>
           <w:szCs w:val="24"/>
         </w:rPr>
-        <w:t>Ratnanagar-7, Sauraha, Chitwan</w:t>
+        <w:t xml:space="preserve">Ratnanagar-7, </w:t>
+      </w:r>
+      <w:proofErr w:type="spellStart"/>
+      <w:r>
+        <w:rPr>
+          <w:rFonts w:ascii="Times New Roman" w:hAnsi="Times New Roman" w:cs="Times New Roman"/>
+          <w:b/>
+          <w:sz w:val="24"/>
+          <w:szCs w:val="24"/>
+        </w:rPr>
+        <w:t>Sauraha</w:t>
+      </w:r>
+      <w:proofErr w:type="spellEnd"/>
+      <w:r>
+        <w:rPr>
+          <w:rFonts w:ascii="Times New Roman" w:hAnsi="Times New Roman" w:cs="Times New Roman"/>
+          <w:b/>
+          <w:sz w:val="24"/>
+          <w:szCs w:val="24"/>
+        </w:rPr>
+        <w:t>, Chitwan</w:t>
       </w:r>
     </w:p>
     <w:p>
       <w:pPr>
         <w:spacing w:after="0" w:line="240" w:lineRule="auto"/>
-        <w:ind w:left="450" w:hanging="450"/>
-        <w:jc w:val="center"/>
-        <w:rPr>
-          <w:rFonts w:ascii="Times New Roman" w:hAnsi="Times New Roman" w:cs="Times New Roman"/>
-          <w:b/>
-          <w:sz w:val="28"/>
-          <w:szCs w:val="28"/>
-        </w:rPr>
-      </w:pPr>
+        <w:ind w:hanging="450"/>
+        <w:rPr>
+          <w:rFonts w:ascii="Times New Roman" w:hAnsi="Times New Roman" w:cs="Times New Roman"/>
+          <w:b/>
+          <w:sz w:val="28"/>
+          <w:szCs w:val="28"/>
+        </w:rPr>
+      </w:pPr>
+      <w:r>
+        <w:rPr>
+          <w:rFonts w:ascii="Times New Roman" w:hAnsi="Times New Roman" w:cs="Times New Roman"/>
+          <w:b/>
+          <w:sz w:val="28"/>
+          <w:szCs w:val="28"/>
+        </w:rPr>
+        <w:t xml:space="preserve">       </w:t>
+      </w:r>
+      <w:r>
+        <w:rPr>
+          <w:rFonts w:ascii="Times New Roman" w:hAnsi="Times New Roman" w:cs="Times New Roman"/>
+          <w:b/>
+          <w:sz w:val="28"/>
+          <w:szCs w:val="28"/>
+        </w:rPr>
+        <w:tab/>
+      </w:r>
+      <w:r>
+        <w:rPr>
+          <w:rFonts w:ascii="Times New Roman" w:hAnsi="Times New Roman" w:cs="Times New Roman"/>
+          <w:b/>
+          <w:sz w:val="28"/>
+          <w:szCs w:val="28"/>
+        </w:rPr>
+        <w:tab/>
+      </w:r>
+      <w:r>
+        <w:rPr>
+          <w:rFonts w:ascii="Times New Roman" w:hAnsi="Times New Roman" w:cs="Times New Roman"/>
+          <w:b/>
+          <w:sz w:val="28"/>
+          <w:szCs w:val="28"/>
+        </w:rPr>
+        <w:tab/>
+        <w:t xml:space="preserve"> </w:t>
+      </w:r>
+      <w:r>
+        <w:rPr>
+          <w:rFonts w:ascii="Times New Roman" w:hAnsi="Times New Roman" w:cs="Times New Roman"/>
+          <w:b/>
+          <w:sz w:val="28"/>
+          <w:szCs w:val="28"/>
+        </w:rPr>
+        <w:tab/>
+      </w:r>
+      <w:r>
+        <w:rPr>
+          <w:rFonts w:ascii="Times New Roman" w:hAnsi="Times New Roman" w:cs="Times New Roman"/>
+          <w:b/>
+          <w:sz w:val="28"/>
+          <w:szCs w:val="28"/>
+        </w:rPr>
+        <w:t xml:space="preserve">    </w:t>
+      </w:r>
       <w:r>
         <w:rPr>
           <w:rFonts w:ascii="Times New Roman" w:hAnsi="Times New Roman" w:cs="Times New Roman"/>
@@ -150,7 +370,72 @@
           <w:szCs w:val="28"/>
           <w:u w:val="single"/>
         </w:rPr>
-        <w:t>First Achievement Test-2082</w:t>
+        <w:t>Third Terminal</w:t>
+      </w:r>
+      <w:r>
+        <w:rPr>
+          <w:rFonts w:ascii="Times New Roman" w:hAnsi="Times New Roman" w:cs="Times New Roman"/>
+          <w:b/>
+          <w:sz w:val="28"/>
+          <w:szCs w:val="28"/>
+          <w:u w:val="single"/>
+        </w:rPr>
+        <w:t xml:space="preserve"> Examination-20</w:t>
+      </w:r>
+      <w:r>
+        <w:rPr>
+          <w:rFonts w:ascii="Times New Roman" w:hAnsi="Times New Roman" w:cs="Times New Roman"/>
+          <w:b/>
+          <w:sz w:val="28"/>
+          <w:szCs w:val="28"/>
+          <w:u w:val="single"/>
+        </w:rPr>
+        <w:t>82</w:t>
+      </w:r>
+      <w:r>
+        <w:rPr>
+          <w:rFonts w:ascii="Times New Roman" w:hAnsi="Times New Roman" w:cs="Times New Roman"/>
+          <w:b/>
+          <w:sz w:val="28"/>
+          <w:szCs w:val="28"/>
+        </w:rPr>
+        <w:tab/>
+      </w:r>
+      <w:r>
+        <w:rPr>
+          <w:rFonts w:ascii="Times New Roman" w:hAnsi="Times New Roman" w:cs="Times New Roman"/>
+          <w:b/>
+          <w:sz w:val="28"/>
+          <w:szCs w:val="28"/>
+        </w:rPr>
+        <w:tab/>
+      </w:r>
+      <w:r>
+        <w:rPr>
+          <w:rFonts w:ascii="Times New Roman" w:hAnsi="Times New Roman" w:cs="Times New Roman"/>
+          <w:b/>
+          <w:sz w:val="28"/>
+          <w:szCs w:val="28"/>
+        </w:rPr>
+        <w:tab/>
+      </w:r>
+      <w:r>
+        <w:rPr>
+          <w:rFonts w:ascii="Times New Roman" w:hAnsi="Times New Roman" w:cs="Times New Roman"/>
+          <w:b/>
+          <w:sz w:val="28"/>
+          <w:szCs w:val="28"/>
+        </w:rPr>
+        <w:tab/>
+      </w:r>
+      <w:r>
+        <w:rPr>
+          <w:rFonts w:ascii="Times New Roman" w:hAnsi="Times New Roman" w:cs="Times New Roman"/>
+          <w:b/>
+          <w:sz w:val="28"/>
+          <w:szCs w:val="28"/>
+        </w:rPr>
+        <w:t xml:space="preserve"> </w:t>
       </w:r>
     </w:p>
     <w:p>
@@ -173,26 +458,44 @@
           <w:sz w:val="28"/>
           <w:szCs w:val="28"/>
         </w:rPr>
-        <w:t>Class:5</w:t>
-      </w:r>
-      <w:r>
-        <w:rPr>
-          <w:rFonts w:ascii="Times New Roman" w:hAnsi="Times New Roman" w:cs="Times New Roman"/>
-          <w:b/>
-          <w:sz w:val="28"/>
-          <w:szCs w:val="28"/>
-        </w:rPr>
-        <w:tab/>
-      </w:r>
-      <w:r>
-        <w:rPr>
-          <w:rFonts w:ascii="Times New Roman" w:hAnsi="Times New Roman" w:cs="Times New Roman"/>
-          <w:b/>
-          <w:sz w:val="28"/>
-          <w:szCs w:val="28"/>
-        </w:rPr>
-        <w:tab/>
-        <w:t xml:space="preserve">           </w:t>
+        <w:t>Class:</w:t>
+      </w:r>
+      <w:r>
+        <w:rPr>
+          <w:rFonts w:ascii="Times New Roman" w:hAnsi="Times New Roman" w:cs="Times New Roman"/>
+          <w:b/>
+          <w:sz w:val="28"/>
+          <w:szCs w:val="28"/>
+        </w:rPr>
+        <w:t xml:space="preserve"> Five</w:t>
+      </w:r>
+      <w:r>
+        <w:rPr>
+          <w:rFonts w:ascii="Times New Roman" w:hAnsi="Times New Roman" w:cs="Times New Roman"/>
+          <w:b/>
+          <w:sz w:val="28"/>
+          <w:szCs w:val="28"/>
+        </w:rPr>
+        <w:tab/>
+      </w:r>
+      <w:r>
+        <w:rPr>
+          <w:rFonts w:ascii="Times New Roman" w:hAnsi="Times New Roman" w:cs="Times New Roman"/>
+          <w:b/>
+          <w:sz w:val="28"/>
+          <w:szCs w:val="28"/>
+        </w:rPr>
+        <w:tab/>
+        <w:t xml:space="preserve">       </w:t>
+      </w:r>
+      <w:r>
+        <w:rPr>
+          <w:rFonts w:ascii="Times New Roman" w:hAnsi="Times New Roman" w:cs="Times New Roman"/>
+          <w:b/>
+          <w:sz w:val="28"/>
+          <w:szCs w:val="28"/>
+        </w:rPr>
+        <w:t xml:space="preserve">    </w:t>
       </w:r>
       <w:r>
         <w:rPr>
@@ -219,7 +522,7 @@
           <w:sz w:val="24"/>
           <w:szCs w:val="24"/>
         </w:rPr>
-        <w:t>Time: - 1hrs.</w:t>
+        <w:t>Time: -</w:t>
       </w:r>
       <w:r>
         <w:rPr>
@@ -228,7 +531,7 @@
           <w:sz w:val="24"/>
           <w:szCs w:val="24"/>
         </w:rPr>
-        <w:tab/>
+        <w:t xml:space="preserve"> </w:t>
       </w:r>
       <w:r>
         <w:rPr>
@@ -237,7 +540,7 @@
           <w:sz w:val="24"/>
           <w:szCs w:val="24"/>
         </w:rPr>
-        <w:tab/>
+        <w:t>1</w:t>
       </w:r>
       <w:r>
         <w:rPr>
@@ -246,7 +549,7 @@
           <w:sz w:val="24"/>
           <w:szCs w:val="24"/>
         </w:rPr>
-        <w:tab/>
+        <w:t xml:space="preserve"> hr.</w:t>
       </w:r>
       <w:r>
         <w:rPr>
@@ -261,10 +564,73 @@
         <w:rPr>
           <w:rFonts w:ascii="Times New Roman" w:hAnsi="Times New Roman" w:cs="Times New Roman"/>
           <w:b/>
-          <w:sz w:val="28"/>
-          <w:szCs w:val="28"/>
-        </w:rPr>
-        <w:t xml:space="preserve">F.M.:25  </w:t>
+          <w:sz w:val="24"/>
+          <w:szCs w:val="24"/>
+        </w:rPr>
+        <w:tab/>
+      </w:r>
+      <w:r>
+        <w:rPr>
+          <w:rFonts w:ascii="Times New Roman" w:hAnsi="Times New Roman" w:cs="Times New Roman"/>
+          <w:b/>
+          <w:sz w:val="24"/>
+          <w:szCs w:val="24"/>
+        </w:rPr>
+        <w:tab/>
+      </w:r>
+      <w:r>
+        <w:rPr>
+          <w:rFonts w:ascii="Times New Roman" w:hAnsi="Times New Roman" w:cs="Times New Roman"/>
+          <w:b/>
+          <w:sz w:val="24"/>
+          <w:szCs w:val="24"/>
+        </w:rPr>
+        <w:tab/>
+      </w:r>
+      <w:r>
+        <w:rPr>
+          <w:rFonts w:ascii="Times New Roman" w:hAnsi="Times New Roman" w:cs="Times New Roman"/>
+          <w:b/>
+          <w:sz w:val="24"/>
+          <w:szCs w:val="24"/>
+        </w:rPr>
+        <w:tab/>
+      </w:r>
+      <w:r>
+        <w:rPr>
+          <w:rFonts w:ascii="Times New Roman" w:hAnsi="Times New Roman" w:cs="Times New Roman"/>
+          <w:b/>
+          <w:sz w:val="24"/>
+          <w:szCs w:val="24"/>
+        </w:rPr>
+        <w:tab/>
+      </w:r>
+      <w:r>
+        <w:rPr>
+          <w:rFonts w:ascii="Times New Roman" w:hAnsi="Times New Roman" w:cs="Times New Roman"/>
+          <w:b/>
+          <w:sz w:val="28"/>
+          <w:szCs w:val="28"/>
+        </w:rPr>
+        <w:t>F.M.:</w:t>
+      </w:r>
+      <w:r>
+        <w:rPr>
+          <w:rFonts w:ascii="Times New Roman" w:hAnsi="Times New Roman" w:cs="Times New Roman"/>
+          <w:b/>
+          <w:sz w:val="28"/>
+          <w:szCs w:val="28"/>
+        </w:rPr>
+        <w:t xml:space="preserve"> </w:t>
+      </w:r>
+      <w:r>
+        <w:rPr>
+          <w:rFonts w:ascii="Times New Roman" w:hAnsi="Times New Roman" w:cs="Times New Roman"/>
+          <w:b/>
+          <w:sz w:val="28"/>
+          <w:szCs w:val="28"/>
+        </w:rPr>
+        <w:t xml:space="preserve"> </w:t>
       </w:r>
     </w:p>
     <w:p>
@@ -287,7 +653,16 @@
           <w:sz w:val="28"/>
           <w:szCs w:val="28"/>
         </w:rPr>
-        <w:t xml:space="preserve">Sub: </w:t>
+        <w:t>Sub:</w:t>
+      </w:r>
+      <w:r>
+        <w:rPr>
+          <w:rFonts w:ascii="Times New Roman" w:hAnsi="Times New Roman" w:cs="Times New Roman"/>
+          <w:b/>
+          <w:sz w:val="28"/>
+          <w:szCs w:val="28"/>
+        </w:rPr>
+        <w:t xml:space="preserve"> </w:t>
       </w:r>
       <w:r>
         <w:rPr>
@@ -297,99 +672,17 @@
           <w:szCs w:val="28"/>
         </w:rPr>
         <w:t>Computer</w:t>
-      </w:r>
-      <w:r>
-        <w:rPr>
-          <w:rFonts w:ascii="Times New Roman" w:hAnsi="Times New Roman" w:cs="Times New Roman"/>
-          <w:b/>
-          <w:sz w:val="28"/>
-          <w:szCs w:val="28"/>
-        </w:rPr>
-        <w:tab/>
-      </w:r>
-      <w:r>
-        <w:rPr>
-          <w:rFonts w:ascii="Times New Roman" w:hAnsi="Times New Roman" w:cs="Times New Roman"/>
-          <w:b/>
-          <w:sz w:val="28"/>
-          <w:szCs w:val="28"/>
-        </w:rPr>
-        <w:tab/>
-      </w:r>
-      <w:r>
-        <w:rPr>
-          <w:rFonts w:ascii="Times New Roman" w:hAnsi="Times New Roman" w:cs="Times New Roman"/>
-          <w:b/>
-          <w:sz w:val="28"/>
-          <w:szCs w:val="28"/>
-        </w:rPr>
-        <w:tab/>
-      </w:r>
-      <w:r>
-        <w:rPr>
-          <w:rFonts w:ascii="Times New Roman" w:hAnsi="Times New Roman" w:cs="Times New Roman"/>
-          <w:b/>
-          <w:sz w:val="28"/>
-          <w:szCs w:val="28"/>
-        </w:rPr>
-        <w:tab/>
-      </w:r>
-      <w:r>
-        <w:rPr>
-          <w:rFonts w:ascii="Times New Roman" w:hAnsi="Times New Roman" w:cs="Times New Roman"/>
-          <w:b/>
-          <w:sz w:val="28"/>
-          <w:szCs w:val="28"/>
-        </w:rPr>
-        <w:tab/>
-      </w:r>
-      <w:r>
-        <w:rPr>
-          <w:rFonts w:ascii="Times New Roman" w:hAnsi="Times New Roman" w:cs="Times New Roman"/>
-          <w:b/>
-          <w:sz w:val="28"/>
-          <w:szCs w:val="28"/>
-        </w:rPr>
-        <w:tab/>
-      </w:r>
-      <w:r>
-        <w:rPr>
-          <w:rFonts w:ascii="Times New Roman" w:hAnsi="Times New Roman" w:cs="Times New Roman"/>
-          <w:b/>
-          <w:sz w:val="28"/>
-          <w:szCs w:val="28"/>
-        </w:rPr>
-        <w:tab/>
-      </w:r>
-      <w:r>
-        <w:rPr>
-          <w:rFonts w:ascii="Times New Roman" w:hAnsi="Times New Roman" w:cs="Times New Roman"/>
-          <w:b/>
-          <w:sz w:val="28"/>
-          <w:szCs w:val="28"/>
-        </w:rPr>
-        <w:tab/>
-      </w:r>
-      <w:r>
-        <w:rPr>
-          <w:rFonts w:ascii="Times New Roman" w:hAnsi="Times New Roman" w:cs="Times New Roman"/>
-          <w:b/>
-          <w:sz w:val="28"/>
-          <w:szCs w:val="28"/>
-        </w:rPr>
-        <w:tab/>
-        <w:t xml:space="preserve">P.M.:09 </w:t>
       </w:r>
     </w:p>
     <w:tbl>
       <w:tblPr>
         <w:tblStyle w:val="TableGrid"/>
-        <w:tblW w:w="10348" w:type="dxa"/>
-        <w:tblInd w:w="-147" w:type="dxa"/>
+        <w:tblW w:w="10492" w:type="dxa"/>
+        <w:tblInd w:w="108" w:type="dxa"/>
         <w:tblLook w:val="04A0" w:firstRow="1" w:lastRow="0" w:firstColumn="1" w:lastColumn="0" w:noHBand="0" w:noVBand="1"/>
       </w:tblPr>
       <w:tblGrid>
-        <w:gridCol w:w="10348"/>
+        <w:gridCol w:w="10492"/>
       </w:tblGrid>
       <w:tr>
         <w:trPr>
@@ -397,11 +690,11 @@
         </w:trPr>
         <w:tc>
           <w:tcPr>
-            <w:tcW w:w="10348" w:type="dxa"/>
+            <w:tcW w:w="10492" w:type="dxa"/>
           </w:tcPr>
           <w:p>
             <w:pPr>
-              <w:spacing w:before="120"/>
+              <w:spacing w:before="120" w:after="0" w:line="240" w:lineRule="auto"/>
               <w:ind w:right="-653"/>
               <w:rPr>
                 <w:rFonts w:ascii="Times New Roman" w:hAnsi="Times New Roman" w:cs="Times New Roman"/>
@@ -417,21 +710,59 @@
                 <w:sz w:val="28"/>
                 <w:szCs w:val="28"/>
               </w:rPr>
-              <w:t xml:space="preserve">Name:                                                                            Roll No.:           Sec.:                                    </w:t>
+              <w:t>N</w:t>
+            </w:r>
+            <w:r>
+              <w:rPr>
+                <w:rFonts w:ascii="Times New Roman" w:hAnsi="Times New Roman" w:cs="Times New Roman"/>
+                <w:b/>
+                <w:sz w:val="28"/>
+                <w:szCs w:val="28"/>
+              </w:rPr>
+              <w:t>ame</w:t>
+            </w:r>
+            <w:r>
+              <w:rPr>
+                <w:rFonts w:ascii="Times New Roman" w:hAnsi="Times New Roman" w:cs="Times New Roman"/>
+                <w:b/>
+                <w:sz w:val="28"/>
+                <w:szCs w:val="28"/>
+              </w:rPr>
+              <w:t xml:space="preserve">:                                                        </w:t>
+            </w:r>
+            <w:r>
+              <w:rPr>
+                <w:rFonts w:ascii="Times New Roman" w:hAnsi="Times New Roman" w:cs="Times New Roman"/>
+                <w:b/>
+                <w:sz w:val="28"/>
+                <w:szCs w:val="28"/>
+              </w:rPr>
+              <w:t xml:space="preserve">                  </w:t>
+            </w:r>
+            <w:r>
+              <w:rPr>
+                <w:rFonts w:ascii="Times New Roman" w:hAnsi="Times New Roman" w:cs="Times New Roman"/>
+                <w:b/>
+                <w:sz w:val="28"/>
+                <w:szCs w:val="28"/>
+              </w:rPr>
+              <w:t xml:space="preserve">  Roll No.:           Sec.:                                    </w:t>
             </w:r>
           </w:p>
         </w:tc>
       </w:tr>
       <w:tr>
         <w:trPr>
-          <w:trHeight w:val="386"/>
+          <w:trHeight w:val="1070"/>
         </w:trPr>
         <w:tc>
           <w:tcPr>
-            <w:tcW w:w="10348" w:type="dxa"/>
+            <w:tcW w:w="10492" w:type="dxa"/>
           </w:tcPr>
           <w:p>
             <w:pPr>
+              <w:spacing w:after="0" w:line="240" w:lineRule="auto"/>
+              <w:ind w:left="180" w:firstLine="360"/>
               <w:rPr>
                 <w:rFonts w:ascii="Times New Roman" w:hAnsi="Times New Roman" w:cs="Times New Roman"/>
                 <w:b/>
@@ -448,27 +779,31 @@
               <mc:AlternateContent>
                 <mc:Choice Requires="wps">
                   <w:drawing>
-                    <wp:anchor distT="0" distB="0" distL="114300" distR="114300" simplePos="0" relativeHeight="251660288" behindDoc="0" locked="0" layoutInCell="1" allowOverlap="1" wp14:anchorId="3080E968" wp14:editId="5C86F7D9">
+                    <wp:anchor distT="0" distB="0" distL="114300" distR="114300" simplePos="0" relativeHeight="251660288" behindDoc="0" locked="0" layoutInCell="1" allowOverlap="1" wp14:anchorId="0AC99F0C" wp14:editId="73E73CFD">
                       <wp:simplePos x="0" y="0"/>
                       <wp:positionH relativeFrom="column">
-                        <wp:posOffset>5770880</wp:posOffset>
+                        <wp:posOffset>5427345</wp:posOffset>
                       </wp:positionH>
                       <wp:positionV relativeFrom="paragraph">
-                        <wp:posOffset>53975</wp:posOffset>
+                        <wp:posOffset>103505</wp:posOffset>
                       </wp:positionV>
-                      <wp:extent cx="748665" cy="227330"/>
-                      <wp:effectExtent l="19050" t="19050" r="13335" b="20320"/>
+                      <wp:extent cx="1095375" cy="436245"/>
+                      <wp:effectExtent l="19050" t="19050" r="28575" b="20955"/>
                       <wp:wrapNone/>
                       <wp:docPr id="8" name="Rectangle 2"/>
-                      <wp:cNvGraphicFramePr/>
+                      <wp:cNvGraphicFramePr>
+                        <a:graphicFrameLocks xmlns:a="http://schemas.openxmlformats.org/drawingml/2006/main"/>
+                      </wp:cNvGraphicFramePr>
                       <a:graphic xmlns:a="http://schemas.openxmlformats.org/drawingml/2006/main">
                         <a:graphicData uri="http://schemas.microsoft.com/office/word/2010/wordprocessingShape">
                           <wps:wsp>
-                            <wps:cNvSpPr/>
+                            <wps:cNvSpPr>
+                              <a:spLocks/>
+                            </wps:cNvSpPr>
                             <wps:spPr>
                               <a:xfrm>
                                 <a:off x="0" y="0"/>
-                                <a:ext cx="748665" cy="227441"/>
+                                <a:ext cx="1095375" cy="436245"/>
                               </a:xfrm>
                               <a:prstGeom prst="rect">
                                 <a:avLst/>
@@ -494,17 +829,28 @@
                               </a:fontRef>
                             </wps:style>
                             <wps:bodyPr rot="0" spcFirstLastPara="0" vertOverflow="overflow" horzOverflow="overflow" vert="horz" wrap="square" lIns="91440" tIns="45720" rIns="91440" bIns="45720" numCol="1" spcCol="0" rtlCol="0" fromWordArt="0" anchor="ctr" anchorCtr="0" forceAA="0" compatLnSpc="1">
+                              <a:prstTxWarp prst="textNoShape">
+                                <a:avLst/>
+                              </a:prstTxWarp>
                               <a:noAutofit/>
                             </wps:bodyPr>
                           </wps:wsp>
                         </a:graphicData>
                       </a:graphic>
+                      <wp14:sizeRelH relativeFrom="page">
+                        <wp14:pctWidth>0</wp14:pctWidth>
+                      </wp14:sizeRelH>
+                      <wp14:sizeRelV relativeFrom="margin">
+                        <wp14:pctHeight>0</wp14:pctHeight>
+                      </wp14:sizeRelV>
                     </wp:anchor>
                   </w:drawing>
                 </mc:Choice>
                 <mc:Fallback>
                   <w:pict>
-                    <v:rect w14:anchorId="4A9A4DCB" id="Rectangle 2" o:spid="_x0000_s1026" style="position:absolute;margin-left:454.4pt;margin-top:4.25pt;width:58.95pt;height:17.9pt;z-index:251660288;visibility:visible;mso-wrap-style:square;mso-wrap-distance-left:9pt;mso-wrap-distance-top:0;mso-wrap-distance-right:9pt;mso-wrap-distance-bottom:0;mso-position-horizontal:absolute;mso-position-horizontal-relative:text;mso-position-vertical:absolute;mso-position-vertical-relative:text;v-text-anchor:middle" o:gfxdata="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" fillcolor="white [3201]" strokecolor="black [3213]" strokeweight="2.25pt"/>
+                    <v:rect w14:anchorId="27D8FB11" id="Rectangle 2" o:spid="_x0000_s1026" style="position:absolute;margin-left:427.35pt;margin-top:8.15pt;width:86.25pt;height:34.35pt;z-index:251660288;visibility:visible;mso-wrap-style:square;mso-width-percent:0;mso-height-percent:0;mso-wrap-distance-left:9pt;mso-wrap-distance-top:0;mso-wrap-distance-right:9pt;mso-wrap-distance-bottom:0;mso-position-horizontal:absolute;mso-position-horizontal-relative:text;mso-position-vertical:absolute;mso-position-vertical-relative:text;mso-width-percent:0;mso-height-percent:0;mso-width-relative:page;mso-height-relative:margin;v-text-anchor:middle" o:gfxdata="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" fillcolor="white [3201]" strokecolor="black [3213]" strokeweight="2.25pt">
+                      <v:path arrowok="t"/>
+                    </v:rect>
                   </w:pict>
                 </mc:Fallback>
               </mc:AlternateContent>
@@ -516,7 +862,28 @@
                 <w:sz w:val="28"/>
                 <w:szCs w:val="28"/>
               </w:rPr>
-              <w:tab/>
+              <w:t xml:space="preserve"> </w:t>
+            </w:r>
+          </w:p>
+          <w:p>
+            <w:pPr>
+              <w:spacing w:after="0" w:line="240" w:lineRule="auto"/>
+              <w:ind w:left="180" w:firstLine="360"/>
+              <w:rPr>
+                <w:rFonts w:ascii="Times New Roman" w:hAnsi="Times New Roman" w:cs="Times New Roman"/>
+                <w:b/>
+                <w:sz w:val="28"/>
+                <w:szCs w:val="28"/>
+              </w:rPr>
+            </w:pPr>
+            <w:r>
+              <w:rPr>
+                <w:rFonts w:ascii="Times New Roman" w:hAnsi="Times New Roman" w:cs="Times New Roman"/>
+                <w:b/>
+                <w:sz w:val="28"/>
+                <w:szCs w:val="28"/>
+              </w:rPr>
+              <w:softHyphen/>
             </w:r>
             <w:r>
               <w:rPr>
@@ -525,7 +892,7 @@
                 <w:sz w:val="28"/>
                 <w:szCs w:val="28"/>
               </w:rPr>
-              <w:tab/>
+              <w:softHyphen/>
             </w:r>
             <w:r>
               <w:rPr>
@@ -534,7 +901,7 @@
                 <w:sz w:val="28"/>
                 <w:szCs w:val="28"/>
               </w:rPr>
-              <w:tab/>
+              <w:softHyphen/>
             </w:r>
             <w:r>
               <w:rPr>
@@ -543,7 +910,7 @@
                 <w:sz w:val="28"/>
                 <w:szCs w:val="28"/>
               </w:rPr>
-              <w:tab/>
+              <w:softHyphen/>
             </w:r>
             <w:r>
               <w:rPr>
@@ -552,7 +919,7 @@
                 <w:sz w:val="28"/>
                 <w:szCs w:val="28"/>
               </w:rPr>
-              <w:tab/>
+              <w:softHyphen/>
             </w:r>
             <w:r>
               <w:rPr>
@@ -561,7 +928,7 @@
                 <w:sz w:val="28"/>
                 <w:szCs w:val="28"/>
               </w:rPr>
-              <w:tab/>
+              <w:softHyphen/>
             </w:r>
             <w:r>
               <w:rPr>
@@ -570,7 +937,7 @@
                 <w:sz w:val="28"/>
                 <w:szCs w:val="28"/>
               </w:rPr>
-              <w:tab/>
+              <w:softHyphen/>
             </w:r>
             <w:r>
               <w:rPr>
@@ -579,7 +946,7 @@
                 <w:sz w:val="28"/>
                 <w:szCs w:val="28"/>
               </w:rPr>
-              <w:tab/>
+              <w:softHyphen/>
             </w:r>
             <w:r>
               <w:rPr>
@@ -588,7 +955,7 @@
                 <w:sz w:val="28"/>
                 <w:szCs w:val="28"/>
               </w:rPr>
-              <w:tab/>
+              <w:softHyphen/>
             </w:r>
             <w:r>
               <w:rPr>
@@ -597,8 +964,92 @@
                 <w:sz w:val="28"/>
                 <w:szCs w:val="28"/>
               </w:rPr>
-              <w:tab/>
+              <w:softHyphen/>
+            </w:r>
+            <w:r>
+              <w:rPr>
+                <w:rFonts w:ascii="Times New Roman" w:hAnsi="Times New Roman" w:cs="Times New Roman"/>
+                <w:b/>
+                <w:sz w:val="28"/>
+                <w:szCs w:val="28"/>
+              </w:rPr>
+              <w:softHyphen/>
+            </w:r>
+            <w:r>
+              <w:rPr>
+                <w:rFonts w:ascii="Times New Roman" w:hAnsi="Times New Roman" w:cs="Times New Roman"/>
+                <w:b/>
+                <w:sz w:val="28"/>
+                <w:szCs w:val="28"/>
+              </w:rPr>
+              <w:softHyphen/>
+              <w:t xml:space="preserve"> ________________                </w:t>
+            </w:r>
+            <w:r>
+              <w:rPr>
+                <w:rFonts w:ascii="Times New Roman" w:hAnsi="Times New Roman" w:cs="Times New Roman"/>
+                <w:b/>
+                <w:sz w:val="28"/>
+                <w:szCs w:val="28"/>
+              </w:rPr>
+              <w:t xml:space="preserve">      ______________    </w:t>
+            </w:r>
+            <w:r>
+              <w:rPr>
+                <w:rFonts w:ascii="Times New Roman" w:hAnsi="Times New Roman" w:cs="Times New Roman"/>
+                <w:b/>
+                <w:sz w:val="28"/>
+                <w:szCs w:val="28"/>
+              </w:rPr>
               <w:t>OBT.MARKS:</w:t>
+            </w:r>
+          </w:p>
+          <w:p>
+            <w:pPr>
+              <w:spacing w:after="0" w:line="240" w:lineRule="auto"/>
+              <w:ind w:left="180" w:firstLine="360"/>
+              <w:rPr>
+                <w:rFonts w:ascii="Times New Roman" w:hAnsi="Times New Roman" w:cs="Times New Roman"/>
+                <w:b/>
+                <w:sz w:val="28"/>
+                <w:szCs w:val="28"/>
+              </w:rPr>
+            </w:pPr>
+            <w:r>
+              <w:rPr>
+                <w:rFonts w:ascii="Times New Roman" w:hAnsi="Times New Roman" w:cs="Times New Roman"/>
+                <w:b/>
+                <w:sz w:val="28"/>
+                <w:szCs w:val="28"/>
+              </w:rPr>
+              <w:t xml:space="preserve">    </w:t>
+            </w:r>
+            <w:r>
+              <w:rPr>
+                <w:rFonts w:ascii="Times New Roman" w:hAnsi="Times New Roman" w:cs="Times New Roman"/>
+                <w:b/>
+                <w:sz w:val="28"/>
+                <w:szCs w:val="28"/>
+              </w:rPr>
+              <w:t xml:space="preserve">INVIGILATOR </w:t>
+            </w:r>
+            <w:r>
+              <w:rPr>
+                <w:rFonts w:ascii="Times New Roman" w:hAnsi="Times New Roman" w:cs="Times New Roman"/>
+                <w:b/>
+                <w:sz w:val="28"/>
+                <w:szCs w:val="28"/>
+              </w:rPr>
+              <w:t xml:space="preserve">                         </w:t>
+            </w:r>
+            <w:r>
+              <w:rPr>
+                <w:rFonts w:ascii="Times New Roman" w:hAnsi="Times New Roman" w:cs="Times New Roman"/>
+                <w:b/>
+                <w:sz w:val="28"/>
+                <w:szCs w:val="28"/>
+              </w:rPr>
+              <w:t xml:space="preserve"> EXAMINER</w:t>
             </w:r>
           </w:p>
         </w:tc>
@@ -607,57 +1058,207 @@
     <w:bookmarkEnd w:id="0"/>
     <w:p>
       <w:pPr>
-        <w:rPr>
-          <w:rFonts w:ascii="Times New Roman" w:hAnsi="Times New Roman" w:cs="Times New Roman"/>
-          <w:b/>
-          <w:bCs/>
-          <w:sz w:val="20"/>
-        </w:rPr>
-      </w:pPr>
-      <w:r>
-        <w:rPr>
-          <w:rFonts w:ascii="Times New Roman" w:hAnsi="Times New Roman" w:cs="Times New Roman"/>
-          <w:b/>
-          <w:bCs/>
-          <w:sz w:val="20"/>
-        </w:rPr>
-        <w:t xml:space="preserve">1. Choose the best answer (3x1=3) </w:t>
-      </w:r>
-    </w:p>
-    <w:p>
-      <w:pPr>
-        <w:rPr>
-          <w:rFonts w:ascii="Times New Roman" w:hAnsi="Times New Roman" w:cs="Times New Roman"/>
-          <w:b/>
-          <w:bCs/>
-          <w:sz w:val="20"/>
-        </w:rPr>
-      </w:pPr>
-      <w:r>
-        <w:rPr>
-          <w:rFonts w:ascii="Times New Roman" w:hAnsi="Times New Roman" w:cs="Times New Roman"/>
-          <w:sz w:val="20"/>
+        <w:spacing w:after="0" w:line="240" w:lineRule="auto"/>
+        <w:rPr>
+          <w:rFonts w:ascii="Times New Roman" w:hAnsi="Times New Roman" w:cs="Times New Roman"/>
+          <w:b/>
+          <w:bCs/>
+          <w:sz w:val="28"/>
+          <w:szCs w:val="28"/>
+        </w:rPr>
+      </w:pPr>
+      <w:r>
+        <w:rPr>
+          <w:rFonts w:ascii="Times New Roman" w:hAnsi="Times New Roman" w:cs="Times New Roman"/>
+          <w:b/>
+          <w:bCs/>
+          <w:sz w:val="28"/>
+          <w:szCs w:val="28"/>
+        </w:rPr>
+        <w:t>1. Choose the best answer</w:t>
+      </w:r>
+      <w:r>
+        <w:rPr>
+          <w:rFonts w:ascii="Times New Roman" w:hAnsi="Times New Roman" w:cs="Times New Roman"/>
+          <w:b/>
+          <w:bCs/>
+          <w:sz w:val="28"/>
+          <w:szCs w:val="28"/>
+        </w:rPr>
+        <w:t>.</w:t>
+      </w:r>
+      <w:r>
+        <w:rPr>
+          <w:rFonts w:ascii="Times New Roman" w:hAnsi="Times New Roman" w:cs="Times New Roman"/>
+          <w:b/>
+          <w:bCs/>
+          <w:sz w:val="28"/>
+          <w:szCs w:val="28"/>
+        </w:rPr>
+        <w:tab/>
+      </w:r>
+      <w:r>
+        <w:rPr>
+          <w:rFonts w:ascii="Times New Roman" w:hAnsi="Times New Roman" w:cs="Times New Roman"/>
+          <w:b/>
+          <w:bCs/>
+          <w:sz w:val="28"/>
+          <w:szCs w:val="28"/>
+        </w:rPr>
+        <w:tab/>
+      </w:r>
+      <w:r>
+        <w:rPr>
+          <w:rFonts w:ascii="Times New Roman" w:hAnsi="Times New Roman" w:cs="Times New Roman"/>
+          <w:b/>
+          <w:bCs/>
+          <w:sz w:val="28"/>
+          <w:szCs w:val="28"/>
+        </w:rPr>
+        <w:tab/>
+      </w:r>
+      <w:r>
+        <w:rPr>
+          <w:rFonts w:ascii="Times New Roman" w:hAnsi="Times New Roman" w:cs="Times New Roman"/>
+          <w:b/>
+          <w:bCs/>
+          <w:sz w:val="28"/>
+          <w:szCs w:val="28"/>
+        </w:rPr>
+        <w:tab/>
+      </w:r>
+      <w:r>
+        <w:rPr>
+          <w:rFonts w:ascii="Times New Roman" w:hAnsi="Times New Roman" w:cs="Times New Roman"/>
+          <w:b/>
+          <w:bCs/>
+          <w:sz w:val="28"/>
+          <w:szCs w:val="28"/>
+        </w:rPr>
+        <w:tab/>
+      </w:r>
+      <w:r>
+        <w:rPr>
+          <w:rFonts w:ascii="Times New Roman" w:hAnsi="Times New Roman" w:cs="Times New Roman"/>
+          <w:b/>
+          <w:bCs/>
+          <w:sz w:val="28"/>
+          <w:szCs w:val="28"/>
+        </w:rPr>
+        <w:tab/>
+      </w:r>
+      <w:r>
+        <w:rPr>
+          <w:rFonts w:ascii="Times New Roman" w:hAnsi="Times New Roman" w:cs="Times New Roman"/>
+          <w:b/>
+          <w:bCs/>
+          <w:sz w:val="28"/>
+          <w:szCs w:val="28"/>
+        </w:rPr>
+        <w:tab/>
+      </w:r>
+      <w:r>
+        <w:rPr>
+          <w:rFonts w:ascii="Times New Roman" w:hAnsi="Times New Roman" w:cs="Times New Roman"/>
+          <w:b/>
+          <w:bCs/>
+          <w:sz w:val="28"/>
+          <w:szCs w:val="28"/>
+        </w:rPr>
+        <w:tab/>
+      </w:r>
+      <w:r>
+        <w:rPr>
+          <w:rFonts w:ascii="Times New Roman" w:hAnsi="Times New Roman" w:cs="Times New Roman"/>
+          <w:b/>
+          <w:bCs/>
+          <w:sz w:val="28"/>
+          <w:szCs w:val="28"/>
+        </w:rPr>
+        <w:tab/>
+        <w:t>[</w:t>
+      </w:r>
+      <w:r>
+        <w:rPr>
+          <w:rFonts w:ascii="Times New Roman" w:hAnsi="Times New Roman" w:cs="Times New Roman"/>
+          <w:b/>
+          <w:bCs/>
+          <w:sz w:val="28"/>
+          <w:szCs w:val="28"/>
+        </w:rPr>
+        <w:t>3</w:t>
+      </w:r>
+      <w:r>
+        <w:rPr>
+          <w:rFonts w:ascii="Times New Roman" w:hAnsi="Times New Roman" w:cs="Times New Roman"/>
+          <w:b/>
+          <w:bCs/>
+          <w:sz w:val="28"/>
+          <w:szCs w:val="28"/>
+        </w:rPr>
+        <w:t>×</w:t>
+      </w:r>
+      <w:r>
+        <w:rPr>
+          <w:rFonts w:ascii="Times New Roman" w:hAnsi="Times New Roman" w:cs="Times New Roman"/>
+          <w:b/>
+          <w:bCs/>
+          <w:sz w:val="28"/>
+          <w:szCs w:val="28"/>
+        </w:rPr>
+        <w:t>1=3)</w:t>
+      </w:r>
+      <w:r>
+        <w:rPr>
+          <w:rFonts w:ascii="Times New Roman" w:hAnsi="Times New Roman" w:cs="Times New Roman"/>
+          <w:b/>
+          <w:bCs/>
+          <w:sz w:val="28"/>
+          <w:szCs w:val="28"/>
+        </w:rPr>
+        <w:t>]</w:t>
+      </w:r>
+    </w:p>
+    <w:p>
+      <w:pPr>
+        <w:spacing w:after="0"/>
+        <w:rPr>
+          <w:rFonts w:ascii="Times New Roman" w:hAnsi="Times New Roman" w:cs="Times New Roman"/>
+          <w:b/>
+          <w:bCs/>
+          <w:sz w:val="28"/>
+          <w:szCs w:val="28"/>
+        </w:rPr>
+      </w:pPr>
+      <w:r>
+        <w:rPr>
+          <w:rFonts w:ascii="Times New Roman" w:hAnsi="Times New Roman" w:cs="Times New Roman"/>
+          <w:sz w:val="28"/>
+          <w:szCs w:val="28"/>
         </w:rPr>
         <w:t>a) The collection of program</w:t>
       </w:r>
       <w:r>
         <w:rPr>
           <w:rFonts w:ascii="Times New Roman" w:hAnsi="Times New Roman" w:cs="Times New Roman"/>
-          <w:sz w:val="20"/>
+          <w:sz w:val="28"/>
+          <w:szCs w:val="28"/>
         </w:rPr>
         <w:t>s</w:t>
       </w:r>
       <w:r>
         <w:rPr>
           <w:rFonts w:ascii="Times New Roman" w:hAnsi="Times New Roman" w:cs="Times New Roman"/>
-          <w:sz w:val="20"/>
+          <w:sz w:val="28"/>
+          <w:szCs w:val="28"/>
         </w:rPr>
         <w:t xml:space="preserve"> is .......</w:t>
       </w:r>
       <w:r>
         <w:rPr>
           <w:rFonts w:ascii="Times New Roman" w:hAnsi="Times New Roman" w:cs="Times New Roman"/>
-          <w:sz w:val="20"/>
+          <w:sz w:val="28"/>
+          <w:szCs w:val="28"/>
         </w:rPr>
         <w:t>.....................</w:t>
       </w:r>
@@ -671,13 +1272,15 @@
         </w:numPr>
         <w:rPr>
           <w:rFonts w:ascii="Times New Roman" w:hAnsi="Times New Roman" w:cs="Times New Roman"/>
-          <w:sz w:val="20"/>
-        </w:rPr>
-      </w:pPr>
-      <w:r>
-        <w:rPr>
-          <w:rFonts w:ascii="Times New Roman" w:hAnsi="Times New Roman" w:cs="Times New Roman"/>
-          <w:sz w:val="20"/>
+          <w:sz w:val="28"/>
+          <w:szCs w:val="28"/>
+        </w:rPr>
+      </w:pPr>
+      <w:r>
+        <w:rPr>
+          <w:rFonts w:ascii="Times New Roman" w:hAnsi="Times New Roman" w:cs="Times New Roman"/>
+          <w:sz w:val="28"/>
+          <w:szCs w:val="28"/>
         </w:rPr>
         <w:t xml:space="preserve">Software </w:t>
       </w:r>
@@ -691,13 +1294,15 @@
         </w:numPr>
         <w:rPr>
           <w:rFonts w:ascii="Times New Roman" w:hAnsi="Times New Roman" w:cs="Times New Roman"/>
-          <w:sz w:val="20"/>
-        </w:rPr>
-      </w:pPr>
-      <w:r>
-        <w:rPr>
-          <w:rFonts w:ascii="Times New Roman" w:hAnsi="Times New Roman" w:cs="Times New Roman"/>
-          <w:sz w:val="20"/>
+          <w:sz w:val="28"/>
+          <w:szCs w:val="28"/>
+        </w:rPr>
+      </w:pPr>
+      <w:r>
+        <w:rPr>
+          <w:rFonts w:ascii="Times New Roman" w:hAnsi="Times New Roman" w:cs="Times New Roman"/>
+          <w:sz w:val="28"/>
+          <w:szCs w:val="28"/>
         </w:rPr>
         <w:t xml:space="preserve">Hardware </w:t>
       </w:r>
@@ -711,13 +1316,15 @@
         </w:numPr>
         <w:rPr>
           <w:rFonts w:ascii="Times New Roman" w:hAnsi="Times New Roman" w:cs="Times New Roman"/>
-          <w:sz w:val="20"/>
-        </w:rPr>
-      </w:pPr>
-      <w:r>
-        <w:rPr>
-          <w:rFonts w:ascii="Times New Roman" w:hAnsi="Times New Roman" w:cs="Times New Roman"/>
-          <w:sz w:val="20"/>
+          <w:sz w:val="28"/>
+          <w:szCs w:val="28"/>
+        </w:rPr>
+      </w:pPr>
+      <w:r>
+        <w:rPr>
+          <w:rFonts w:ascii="Times New Roman" w:hAnsi="Times New Roman" w:cs="Times New Roman"/>
+          <w:sz w:val="28"/>
+          <w:szCs w:val="28"/>
         </w:rPr>
         <w:t xml:space="preserve">Program </w:t>
       </w:r>
@@ -731,13 +1338,15 @@
         </w:numPr>
         <w:rPr>
           <w:rFonts w:ascii="Times New Roman" w:hAnsi="Times New Roman" w:cs="Times New Roman"/>
-          <w:sz w:val="20"/>
-        </w:rPr>
-      </w:pPr>
-      <w:r>
-        <w:rPr>
-          <w:rFonts w:ascii="Times New Roman" w:hAnsi="Times New Roman" w:cs="Times New Roman"/>
-          <w:sz w:val="20"/>
+          <w:sz w:val="28"/>
+          <w:szCs w:val="28"/>
+        </w:rPr>
+      </w:pPr>
+      <w:r>
+        <w:rPr>
+          <w:rFonts w:ascii="Times New Roman" w:hAnsi="Times New Roman" w:cs="Times New Roman"/>
+          <w:sz w:val="28"/>
+          <w:szCs w:val="28"/>
         </w:rPr>
         <w:t xml:space="preserve">All of the above </w:t>
       </w:r>
@@ -746,62 +1355,71 @@
       <w:pPr>
         <w:rPr>
           <w:rFonts w:ascii="Times New Roman" w:hAnsi="Times New Roman" w:cs="Times New Roman"/>
-          <w:sz w:val="20"/>
-        </w:rPr>
-      </w:pPr>
-      <w:r>
-        <w:rPr>
-          <w:rFonts w:ascii="Times New Roman" w:hAnsi="Times New Roman" w:cs="Times New Roman"/>
-          <w:sz w:val="20"/>
+          <w:sz w:val="28"/>
+          <w:szCs w:val="28"/>
+        </w:rPr>
+      </w:pPr>
+      <w:r>
+        <w:rPr>
+          <w:rFonts w:ascii="Times New Roman" w:hAnsi="Times New Roman" w:cs="Times New Roman"/>
+          <w:sz w:val="28"/>
+          <w:szCs w:val="28"/>
         </w:rPr>
         <w:t xml:space="preserve">b) The example of </w:t>
       </w:r>
       <w:r>
         <w:rPr>
           <w:rFonts w:ascii="Times New Roman" w:hAnsi="Times New Roman" w:cs="Times New Roman"/>
-          <w:sz w:val="20"/>
+          <w:sz w:val="28"/>
+          <w:szCs w:val="28"/>
         </w:rPr>
         <w:t xml:space="preserve">the </w:t>
       </w:r>
       <w:r>
         <w:rPr>
           <w:rFonts w:ascii="Times New Roman" w:hAnsi="Times New Roman" w:cs="Times New Roman"/>
-          <w:sz w:val="20"/>
+          <w:sz w:val="28"/>
+          <w:szCs w:val="28"/>
         </w:rPr>
         <w:t>firs</w:t>
       </w:r>
       <w:r>
         <w:rPr>
           <w:rFonts w:ascii="Times New Roman" w:hAnsi="Times New Roman" w:cs="Times New Roman"/>
-          <w:sz w:val="20"/>
+          <w:sz w:val="28"/>
+          <w:szCs w:val="28"/>
         </w:rPr>
         <w:t xml:space="preserve">t </w:t>
       </w:r>
       <w:r>
         <w:rPr>
           <w:rFonts w:ascii="Times New Roman" w:hAnsi="Times New Roman" w:cs="Times New Roman"/>
-          <w:sz w:val="20"/>
+          <w:sz w:val="28"/>
+          <w:szCs w:val="28"/>
         </w:rPr>
         <w:t>generation</w:t>
       </w:r>
       <w:r>
         <w:rPr>
           <w:rFonts w:ascii="Times New Roman" w:hAnsi="Times New Roman" w:cs="Times New Roman"/>
-          <w:sz w:val="20"/>
+          <w:sz w:val="28"/>
+          <w:szCs w:val="28"/>
         </w:rPr>
         <w:t>s</w:t>
       </w:r>
       <w:r>
         <w:rPr>
           <w:rFonts w:ascii="Times New Roman" w:hAnsi="Times New Roman" w:cs="Times New Roman"/>
-          <w:sz w:val="20"/>
+          <w:sz w:val="28"/>
+          <w:szCs w:val="28"/>
         </w:rPr>
         <w:t xml:space="preserve"> computer .......</w:t>
       </w:r>
       <w:r>
         <w:rPr>
           <w:rFonts w:ascii="Times New Roman" w:hAnsi="Times New Roman" w:cs="Times New Roman"/>
-          <w:sz w:val="20"/>
+          <w:sz w:val="28"/>
+          <w:szCs w:val="28"/>
         </w:rPr>
         <w:t>..................</w:t>
       </w:r>
@@ -815,13 +1433,15 @@
         </w:numPr>
         <w:rPr>
           <w:rFonts w:ascii="Times New Roman" w:hAnsi="Times New Roman" w:cs="Times New Roman"/>
-          <w:sz w:val="20"/>
-        </w:rPr>
-      </w:pPr>
-      <w:r>
-        <w:rPr>
-          <w:rFonts w:ascii="Times New Roman" w:hAnsi="Times New Roman" w:cs="Times New Roman"/>
-          <w:sz w:val="20"/>
+          <w:sz w:val="28"/>
+          <w:szCs w:val="28"/>
+        </w:rPr>
+      </w:pPr>
+      <w:r>
+        <w:rPr>
+          <w:rFonts w:ascii="Times New Roman" w:hAnsi="Times New Roman" w:cs="Times New Roman"/>
+          <w:sz w:val="28"/>
+          <w:szCs w:val="28"/>
         </w:rPr>
         <w:t xml:space="preserve">ENIAC </w:t>
       </w:r>
@@ -835,13 +1455,15 @@
         </w:numPr>
         <w:rPr>
           <w:rFonts w:ascii="Times New Roman" w:hAnsi="Times New Roman" w:cs="Times New Roman"/>
-          <w:sz w:val="20"/>
-        </w:rPr>
-      </w:pPr>
-      <w:r>
-        <w:rPr>
-          <w:rFonts w:ascii="Times New Roman" w:hAnsi="Times New Roman" w:cs="Times New Roman"/>
-          <w:sz w:val="20"/>
+          <w:sz w:val="28"/>
+          <w:szCs w:val="28"/>
+        </w:rPr>
+      </w:pPr>
+      <w:r>
+        <w:rPr>
+          <w:rFonts w:ascii="Times New Roman" w:hAnsi="Times New Roman" w:cs="Times New Roman"/>
+          <w:sz w:val="28"/>
+          <w:szCs w:val="28"/>
         </w:rPr>
         <w:t xml:space="preserve">LSI </w:t>
       </w:r>
@@ -855,13 +1477,15 @@
         </w:numPr>
         <w:rPr>
           <w:rFonts w:ascii="Times New Roman" w:hAnsi="Times New Roman" w:cs="Times New Roman"/>
-          <w:sz w:val="20"/>
-        </w:rPr>
-      </w:pPr>
-      <w:r>
-        <w:rPr>
-          <w:rFonts w:ascii="Times New Roman" w:hAnsi="Times New Roman" w:cs="Times New Roman"/>
-          <w:sz w:val="20"/>
+          <w:sz w:val="28"/>
+          <w:szCs w:val="28"/>
+        </w:rPr>
+      </w:pPr>
+      <w:r>
+        <w:rPr>
+          <w:rFonts w:ascii="Times New Roman" w:hAnsi="Times New Roman" w:cs="Times New Roman"/>
+          <w:sz w:val="28"/>
+          <w:szCs w:val="28"/>
         </w:rPr>
         <w:t>VLSI</w:t>
       </w:r>
@@ -875,13 +1499,15 @@
         </w:numPr>
         <w:rPr>
           <w:rFonts w:ascii="Times New Roman" w:hAnsi="Times New Roman" w:cs="Times New Roman"/>
-          <w:sz w:val="20"/>
-        </w:rPr>
-      </w:pPr>
-      <w:r>
-        <w:rPr>
-          <w:rFonts w:ascii="Times New Roman" w:hAnsi="Times New Roman" w:cs="Times New Roman"/>
-          <w:sz w:val="20"/>
+          <w:sz w:val="28"/>
+          <w:szCs w:val="28"/>
+        </w:rPr>
+      </w:pPr>
+      <w:r>
+        <w:rPr>
+          <w:rFonts w:ascii="Times New Roman" w:hAnsi="Times New Roman" w:cs="Times New Roman"/>
+          <w:sz w:val="28"/>
+          <w:szCs w:val="28"/>
         </w:rPr>
         <w:t xml:space="preserve">IBM 1620 </w:t>
       </w:r>
@@ -890,27 +1516,31 @@
       <w:pPr>
         <w:rPr>
           <w:rFonts w:ascii="Times New Roman" w:hAnsi="Times New Roman" w:cs="Times New Roman"/>
-          <w:sz w:val="20"/>
-        </w:rPr>
-      </w:pPr>
-      <w:r>
-        <w:rPr>
-          <w:rFonts w:ascii="Times New Roman" w:hAnsi="Times New Roman" w:cs="Times New Roman"/>
-          <w:sz w:val="20"/>
+          <w:sz w:val="28"/>
+          <w:szCs w:val="28"/>
+        </w:rPr>
+      </w:pPr>
+      <w:r>
+        <w:rPr>
+          <w:rFonts w:ascii="Times New Roman" w:hAnsi="Times New Roman" w:cs="Times New Roman"/>
+          <w:sz w:val="28"/>
+          <w:szCs w:val="28"/>
         </w:rPr>
         <w:t>c) .......</w:t>
       </w:r>
       <w:r>
         <w:rPr>
           <w:rFonts w:ascii="Times New Roman" w:hAnsi="Times New Roman" w:cs="Times New Roman"/>
-          <w:sz w:val="20"/>
+          <w:sz w:val="28"/>
+          <w:szCs w:val="28"/>
         </w:rPr>
         <w:t>......................</w:t>
       </w:r>
       <w:r>
         <w:rPr>
           <w:rFonts w:ascii="Times New Roman" w:hAnsi="Times New Roman" w:cs="Times New Roman"/>
-          <w:sz w:val="20"/>
+          <w:sz w:val="28"/>
+          <w:szCs w:val="28"/>
         </w:rPr>
         <w:t xml:space="preserve"> is the initial page of a web site.</w:t>
       </w:r>
@@ -924,13 +1554,15 @@
         </w:numPr>
         <w:rPr>
           <w:rFonts w:ascii="Times New Roman" w:hAnsi="Times New Roman" w:cs="Times New Roman"/>
-          <w:sz w:val="20"/>
-        </w:rPr>
-      </w:pPr>
-      <w:r>
-        <w:rPr>
-          <w:rFonts w:ascii="Times New Roman" w:hAnsi="Times New Roman" w:cs="Times New Roman"/>
-          <w:sz w:val="20"/>
+          <w:sz w:val="28"/>
+          <w:szCs w:val="28"/>
+        </w:rPr>
+      </w:pPr>
+      <w:r>
+        <w:rPr>
+          <w:rFonts w:ascii="Times New Roman" w:hAnsi="Times New Roman" w:cs="Times New Roman"/>
+          <w:sz w:val="28"/>
+          <w:szCs w:val="28"/>
         </w:rPr>
         <w:t xml:space="preserve">Web page </w:t>
       </w:r>
@@ -944,27 +1576,31 @@
         </w:numPr>
         <w:rPr>
           <w:rFonts w:ascii="Times New Roman" w:hAnsi="Times New Roman" w:cs="Times New Roman"/>
-          <w:sz w:val="20"/>
-        </w:rPr>
-      </w:pPr>
-      <w:r>
-        <w:rPr>
-          <w:rFonts w:ascii="Times New Roman" w:hAnsi="Times New Roman" w:cs="Times New Roman"/>
-          <w:sz w:val="20"/>
+          <w:sz w:val="28"/>
+          <w:szCs w:val="28"/>
+        </w:rPr>
+      </w:pPr>
+      <w:r>
+        <w:rPr>
+          <w:rFonts w:ascii="Times New Roman" w:hAnsi="Times New Roman" w:cs="Times New Roman"/>
+          <w:sz w:val="28"/>
+          <w:szCs w:val="28"/>
         </w:rPr>
         <w:t xml:space="preserve">Mozilla </w:t>
       </w:r>
       <w:r>
         <w:rPr>
           <w:rFonts w:ascii="Times New Roman" w:hAnsi="Times New Roman" w:cs="Times New Roman"/>
-          <w:sz w:val="20"/>
+          <w:sz w:val="28"/>
+          <w:szCs w:val="28"/>
         </w:rPr>
         <w:t>F</w:t>
       </w:r>
       <w:r>
         <w:rPr>
           <w:rFonts w:ascii="Times New Roman" w:hAnsi="Times New Roman" w:cs="Times New Roman"/>
-          <w:sz w:val="20"/>
+          <w:sz w:val="28"/>
+          <w:szCs w:val="28"/>
         </w:rPr>
         <w:t xml:space="preserve">irefox </w:t>
       </w:r>
@@ -978,13 +1614,15 @@
         </w:numPr>
         <w:rPr>
           <w:rFonts w:ascii="Times New Roman" w:hAnsi="Times New Roman" w:cs="Times New Roman"/>
-          <w:sz w:val="20"/>
-        </w:rPr>
-      </w:pPr>
-      <w:r>
-        <w:rPr>
-          <w:rFonts w:ascii="Times New Roman" w:hAnsi="Times New Roman" w:cs="Times New Roman"/>
-          <w:sz w:val="20"/>
+          <w:sz w:val="28"/>
+          <w:szCs w:val="28"/>
+        </w:rPr>
+      </w:pPr>
+      <w:r>
+        <w:rPr>
+          <w:rFonts w:ascii="Times New Roman" w:hAnsi="Times New Roman" w:cs="Times New Roman"/>
+          <w:sz w:val="28"/>
+          <w:szCs w:val="28"/>
         </w:rPr>
         <w:t xml:space="preserve">World Wide Web </w:t>
       </w:r>
@@ -998,13 +1636,15 @@
         </w:numPr>
         <w:rPr>
           <w:rFonts w:ascii="Times New Roman" w:hAnsi="Times New Roman" w:cs="Times New Roman"/>
-          <w:sz w:val="20"/>
-        </w:rPr>
-      </w:pPr>
-      <w:r>
-        <w:rPr>
-          <w:rFonts w:ascii="Times New Roman" w:hAnsi="Times New Roman" w:cs="Times New Roman"/>
-          <w:sz w:val="20"/>
+          <w:sz w:val="28"/>
+          <w:szCs w:val="28"/>
+        </w:rPr>
+      </w:pPr>
+      <w:r>
+        <w:rPr>
+          <w:rFonts w:ascii="Times New Roman" w:hAnsi="Times New Roman" w:cs="Times New Roman"/>
+          <w:sz w:val="28"/>
+          <w:szCs w:val="28"/>
         </w:rPr>
         <w:t>Home page ​</w:t>
       </w:r>
@@ -1015,158 +1655,350 @@
           <w:rFonts w:ascii="Times New Roman" w:hAnsi="Times New Roman" w:cs="Times New Roman"/>
           <w:b/>
           <w:bCs/>
-          <w:sz w:val="20"/>
-        </w:rPr>
-      </w:pPr>
-      <w:r>
-        <w:rPr>
-          <w:rFonts w:ascii="Times New Roman" w:hAnsi="Times New Roman" w:cs="Times New Roman"/>
-          <w:b/>
-          <w:bCs/>
-          <w:sz w:val="20"/>
-        </w:rPr>
-        <w:t xml:space="preserve">2. Match the following [3x1=3] </w:t>
-      </w:r>
-    </w:p>
-    <w:p>
-      <w:pPr>
-        <w:rPr>
-          <w:rFonts w:ascii="Times New Roman" w:hAnsi="Times New Roman" w:cs="Times New Roman"/>
-          <w:sz w:val="20"/>
-        </w:rPr>
-      </w:pPr>
-      <w:r>
-        <w:rPr>
-          <w:rFonts w:ascii="Times New Roman" w:hAnsi="Times New Roman" w:cs="Times New Roman"/>
-          <w:sz w:val="20"/>
+          <w:sz w:val="28"/>
+          <w:szCs w:val="28"/>
+        </w:rPr>
+      </w:pPr>
+      <w:r>
+        <w:rPr>
+          <w:rFonts w:ascii="Times New Roman" w:hAnsi="Times New Roman" w:cs="Times New Roman"/>
+          <w:b/>
+          <w:bCs/>
+          <w:sz w:val="28"/>
+          <w:szCs w:val="28"/>
+        </w:rPr>
+        <w:t>2. Match the following</w:t>
+      </w:r>
+      <w:r>
+        <w:rPr>
+          <w:rFonts w:ascii="Times New Roman" w:hAnsi="Times New Roman" w:cs="Times New Roman"/>
+          <w:b/>
+          <w:bCs/>
+          <w:sz w:val="28"/>
+          <w:szCs w:val="28"/>
+        </w:rPr>
+        <w:t>.</w:t>
+      </w:r>
+      <w:r>
+        <w:rPr>
+          <w:rFonts w:ascii="Times New Roman" w:hAnsi="Times New Roman" w:cs="Times New Roman"/>
+          <w:b/>
+          <w:bCs/>
+          <w:sz w:val="28"/>
+          <w:szCs w:val="28"/>
+        </w:rPr>
+        <w:tab/>
+      </w:r>
+      <w:r>
+        <w:rPr>
+          <w:rFonts w:ascii="Times New Roman" w:hAnsi="Times New Roman" w:cs="Times New Roman"/>
+          <w:b/>
+          <w:bCs/>
+          <w:sz w:val="28"/>
+          <w:szCs w:val="28"/>
+        </w:rPr>
+        <w:tab/>
+      </w:r>
+      <w:r>
+        <w:rPr>
+          <w:rFonts w:ascii="Times New Roman" w:hAnsi="Times New Roman" w:cs="Times New Roman"/>
+          <w:b/>
+          <w:bCs/>
+          <w:sz w:val="28"/>
+          <w:szCs w:val="28"/>
+        </w:rPr>
+        <w:tab/>
+      </w:r>
+      <w:r>
+        <w:rPr>
+          <w:rFonts w:ascii="Times New Roman" w:hAnsi="Times New Roman" w:cs="Times New Roman"/>
+          <w:b/>
+          <w:bCs/>
+          <w:sz w:val="28"/>
+          <w:szCs w:val="28"/>
+        </w:rPr>
+        <w:tab/>
+      </w:r>
+      <w:r>
+        <w:rPr>
+          <w:rFonts w:ascii="Times New Roman" w:hAnsi="Times New Roman" w:cs="Times New Roman"/>
+          <w:b/>
+          <w:bCs/>
+          <w:sz w:val="28"/>
+          <w:szCs w:val="28"/>
+        </w:rPr>
+        <w:tab/>
+      </w:r>
+      <w:r>
+        <w:rPr>
+          <w:rFonts w:ascii="Times New Roman" w:hAnsi="Times New Roman" w:cs="Times New Roman"/>
+          <w:b/>
+          <w:bCs/>
+          <w:sz w:val="28"/>
+          <w:szCs w:val="28"/>
+        </w:rPr>
+        <w:tab/>
+      </w:r>
+      <w:r>
+        <w:rPr>
+          <w:rFonts w:ascii="Times New Roman" w:hAnsi="Times New Roman" w:cs="Times New Roman"/>
+          <w:b/>
+          <w:bCs/>
+          <w:sz w:val="28"/>
+          <w:szCs w:val="28"/>
+        </w:rPr>
+        <w:tab/>
+      </w:r>
+      <w:r>
+        <w:rPr>
+          <w:rFonts w:ascii="Times New Roman" w:hAnsi="Times New Roman" w:cs="Times New Roman"/>
+          <w:b/>
+          <w:bCs/>
+          <w:sz w:val="28"/>
+          <w:szCs w:val="28"/>
+        </w:rPr>
+        <w:tab/>
+      </w:r>
+      <w:r>
+        <w:rPr>
+          <w:rFonts w:ascii="Times New Roman" w:hAnsi="Times New Roman" w:cs="Times New Roman"/>
+          <w:b/>
+          <w:bCs/>
+          <w:sz w:val="28"/>
+          <w:szCs w:val="28"/>
+        </w:rPr>
+        <w:tab/>
+      </w:r>
+      <w:r>
+        <w:rPr>
+          <w:rFonts w:ascii="Times New Roman" w:hAnsi="Times New Roman" w:cs="Times New Roman"/>
+          <w:b/>
+          <w:bCs/>
+          <w:sz w:val="28"/>
+          <w:szCs w:val="28"/>
+        </w:rPr>
+        <w:tab/>
+      </w:r>
+      <w:r>
+        <w:rPr>
+          <w:rFonts w:ascii="Times New Roman" w:hAnsi="Times New Roman" w:cs="Times New Roman"/>
+          <w:b/>
+          <w:bCs/>
+          <w:sz w:val="28"/>
+          <w:szCs w:val="28"/>
+        </w:rPr>
+        <w:t>[3</w:t>
+      </w:r>
+      <w:r>
+        <w:rPr>
+          <w:rFonts w:ascii="Times New Roman" w:hAnsi="Times New Roman" w:cs="Times New Roman"/>
+          <w:b/>
+          <w:bCs/>
+          <w:sz w:val="28"/>
+          <w:szCs w:val="28"/>
+        </w:rPr>
+        <w:t>×</w:t>
+      </w:r>
+      <w:r>
+        <w:rPr>
+          <w:rFonts w:ascii="Times New Roman" w:hAnsi="Times New Roman" w:cs="Times New Roman"/>
+          <w:b/>
+          <w:bCs/>
+          <w:sz w:val="28"/>
+          <w:szCs w:val="28"/>
+        </w:rPr>
+        <w:t xml:space="preserve">1=3] </w:t>
+      </w:r>
+    </w:p>
+    <w:p>
+      <w:pPr>
+        <w:spacing w:after="0" w:line="240" w:lineRule="auto"/>
+        <w:rPr>
+          <w:rFonts w:ascii="Times New Roman" w:hAnsi="Times New Roman" w:cs="Times New Roman"/>
+          <w:sz w:val="28"/>
+          <w:szCs w:val="28"/>
+        </w:rPr>
+      </w:pPr>
+      <w:r>
+        <w:rPr>
+          <w:rFonts w:ascii="Times New Roman" w:hAnsi="Times New Roman" w:cs="Times New Roman"/>
+          <w:sz w:val="28"/>
+          <w:szCs w:val="28"/>
         </w:rPr>
         <w:t xml:space="preserve">Fourth generation computer </w:t>
       </w:r>
       <w:r>
         <w:rPr>
           <w:rFonts w:ascii="Times New Roman" w:hAnsi="Times New Roman" w:cs="Times New Roman"/>
-          <w:sz w:val="20"/>
-        </w:rPr>
-        <w:tab/>
-      </w:r>
-      <w:r>
-        <w:rPr>
-          <w:rFonts w:ascii="Times New Roman" w:hAnsi="Times New Roman" w:cs="Times New Roman"/>
-          <w:sz w:val="20"/>
-        </w:rPr>
-        <w:tab/>
-      </w:r>
-      <w:r>
-        <w:rPr>
-          <w:rFonts w:ascii="Times New Roman" w:hAnsi="Times New Roman" w:cs="Times New Roman"/>
-          <w:sz w:val="20"/>
-        </w:rPr>
-        <w:t xml:space="preserve">Simply a graphic representation of an application or a file </w:t>
-      </w:r>
-    </w:p>
-    <w:p>
-      <w:pPr>
-        <w:rPr>
-          <w:rFonts w:ascii="Times New Roman" w:hAnsi="Times New Roman" w:cs="Times New Roman"/>
-          <w:sz w:val="20"/>
-        </w:rPr>
-      </w:pPr>
-      <w:r>
-        <w:rPr>
-          <w:rFonts w:ascii="Times New Roman" w:hAnsi="Times New Roman" w:cs="Times New Roman"/>
-          <w:sz w:val="20"/>
+          <w:sz w:val="28"/>
+          <w:szCs w:val="28"/>
+        </w:rPr>
+        <w:tab/>
+      </w:r>
+      <w:r>
+        <w:rPr>
+          <w:rFonts w:ascii="Times New Roman" w:hAnsi="Times New Roman" w:cs="Times New Roman"/>
+          <w:sz w:val="28"/>
+          <w:szCs w:val="28"/>
+        </w:rPr>
+        <w:tab/>
+      </w:r>
+      <w:r>
+        <w:rPr>
+          <w:rFonts w:ascii="Times New Roman" w:hAnsi="Times New Roman" w:cs="Times New Roman"/>
+          <w:sz w:val="28"/>
+          <w:szCs w:val="28"/>
+        </w:rPr>
+        <w:t xml:space="preserve">Simply a graphic representation of an application or a </w:t>
+      </w:r>
+    </w:p>
+    <w:p>
+      <w:pPr>
+        <w:spacing w:after="240" w:line="240" w:lineRule="auto"/>
+        <w:ind w:left="3600" w:firstLine="720"/>
+        <w:rPr>
+          <w:rFonts w:ascii="Times New Roman" w:hAnsi="Times New Roman" w:cs="Times New Roman"/>
+          <w:sz w:val="28"/>
+          <w:szCs w:val="28"/>
+        </w:rPr>
+      </w:pPr>
+      <w:r>
+        <w:rPr>
+          <w:rFonts w:ascii="Times New Roman" w:hAnsi="Times New Roman" w:cs="Times New Roman"/>
+          <w:sz w:val="28"/>
+          <w:szCs w:val="28"/>
+        </w:rPr>
+        <w:t xml:space="preserve">file </w:t>
+      </w:r>
+    </w:p>
+    <w:p>
+      <w:pPr>
+        <w:spacing w:after="360"/>
+        <w:rPr>
+          <w:rFonts w:ascii="Times New Roman" w:hAnsi="Times New Roman" w:cs="Times New Roman"/>
+          <w:sz w:val="28"/>
+          <w:szCs w:val="28"/>
+        </w:rPr>
+      </w:pPr>
+      <w:r>
+        <w:rPr>
+          <w:rFonts w:ascii="Times New Roman" w:hAnsi="Times New Roman" w:cs="Times New Roman"/>
+          <w:sz w:val="28"/>
+          <w:szCs w:val="28"/>
         </w:rPr>
         <w:t xml:space="preserve">Icon </w:t>
       </w:r>
       <w:r>
         <w:rPr>
           <w:rFonts w:ascii="Times New Roman" w:hAnsi="Times New Roman" w:cs="Times New Roman"/>
-          <w:sz w:val="20"/>
-        </w:rPr>
-        <w:tab/>
-      </w:r>
-      <w:r>
-        <w:rPr>
-          <w:rFonts w:ascii="Times New Roman" w:hAnsi="Times New Roman" w:cs="Times New Roman"/>
-          <w:sz w:val="20"/>
-        </w:rPr>
-        <w:tab/>
-      </w:r>
-      <w:r>
-        <w:rPr>
-          <w:rFonts w:ascii="Times New Roman" w:hAnsi="Times New Roman" w:cs="Times New Roman"/>
-          <w:sz w:val="20"/>
-        </w:rPr>
-        <w:tab/>
-      </w:r>
-      <w:r>
-        <w:rPr>
-          <w:rFonts w:ascii="Times New Roman" w:hAnsi="Times New Roman" w:cs="Times New Roman"/>
-          <w:sz w:val="20"/>
-        </w:rPr>
-        <w:tab/>
-      </w:r>
-      <w:r>
-        <w:rPr>
-          <w:rFonts w:ascii="Times New Roman" w:hAnsi="Times New Roman" w:cs="Times New Roman"/>
-          <w:sz w:val="20"/>
-        </w:rPr>
-        <w:tab/>
-      </w:r>
-      <w:r>
-        <w:rPr>
-          <w:rFonts w:ascii="Times New Roman" w:hAnsi="Times New Roman" w:cs="Times New Roman"/>
-          <w:sz w:val="20"/>
+          <w:sz w:val="28"/>
+          <w:szCs w:val="28"/>
+        </w:rPr>
+        <w:tab/>
+      </w:r>
+      <w:r>
+        <w:rPr>
+          <w:rFonts w:ascii="Times New Roman" w:hAnsi="Times New Roman" w:cs="Times New Roman"/>
+          <w:sz w:val="28"/>
+          <w:szCs w:val="28"/>
+        </w:rPr>
+        <w:tab/>
+      </w:r>
+      <w:r>
+        <w:rPr>
+          <w:rFonts w:ascii="Times New Roman" w:hAnsi="Times New Roman" w:cs="Times New Roman"/>
+          <w:sz w:val="28"/>
+          <w:szCs w:val="28"/>
+        </w:rPr>
+        <w:tab/>
+      </w:r>
+      <w:r>
+        <w:rPr>
+          <w:rFonts w:ascii="Times New Roman" w:hAnsi="Times New Roman" w:cs="Times New Roman"/>
+          <w:sz w:val="28"/>
+          <w:szCs w:val="28"/>
+        </w:rPr>
+        <w:tab/>
+      </w:r>
+      <w:r>
+        <w:rPr>
+          <w:rFonts w:ascii="Times New Roman" w:hAnsi="Times New Roman" w:cs="Times New Roman"/>
+          <w:sz w:val="28"/>
+          <w:szCs w:val="28"/>
+        </w:rPr>
+        <w:tab/>
+      </w:r>
+      <w:r>
+        <w:rPr>
+          <w:rFonts w:ascii="Times New Roman" w:hAnsi="Times New Roman" w:cs="Times New Roman"/>
+          <w:sz w:val="28"/>
+          <w:szCs w:val="28"/>
+        </w:rPr>
+        <w:tab/>
+      </w:r>
+      <w:r>
+        <w:rPr>
+          <w:rFonts w:ascii="Times New Roman" w:hAnsi="Times New Roman" w:cs="Times New Roman"/>
+          <w:sz w:val="28"/>
+          <w:szCs w:val="28"/>
         </w:rPr>
         <w:t xml:space="preserve">The software that is used to access the Internet </w:t>
       </w:r>
     </w:p>
     <w:p>
       <w:pPr>
-        <w:rPr>
-          <w:rFonts w:ascii="Times New Roman" w:hAnsi="Times New Roman" w:cs="Times New Roman"/>
-          <w:sz w:val="20"/>
-        </w:rPr>
-      </w:pPr>
-      <w:r>
-        <w:rPr>
-          <w:rFonts w:ascii="Times New Roman" w:hAnsi="Times New Roman" w:cs="Times New Roman"/>
-          <w:sz w:val="20"/>
+        <w:spacing w:after="360"/>
+        <w:rPr>
+          <w:rFonts w:ascii="Times New Roman" w:hAnsi="Times New Roman" w:cs="Times New Roman"/>
+          <w:sz w:val="28"/>
+          <w:szCs w:val="28"/>
+        </w:rPr>
+      </w:pPr>
+      <w:r>
+        <w:rPr>
+          <w:rFonts w:ascii="Times New Roman" w:hAnsi="Times New Roman" w:cs="Times New Roman"/>
+          <w:sz w:val="28"/>
+          <w:szCs w:val="28"/>
         </w:rPr>
         <w:t xml:space="preserve">web browser </w:t>
       </w:r>
       <w:r>
         <w:rPr>
           <w:rFonts w:ascii="Times New Roman" w:hAnsi="Times New Roman" w:cs="Times New Roman"/>
-          <w:sz w:val="20"/>
-        </w:rPr>
-        <w:tab/>
-      </w:r>
-      <w:r>
-        <w:rPr>
-          <w:rFonts w:ascii="Times New Roman" w:hAnsi="Times New Roman" w:cs="Times New Roman"/>
-          <w:sz w:val="20"/>
-        </w:rPr>
-        <w:tab/>
-      </w:r>
-      <w:r>
-        <w:rPr>
-          <w:rFonts w:ascii="Times New Roman" w:hAnsi="Times New Roman" w:cs="Times New Roman"/>
-          <w:sz w:val="20"/>
-        </w:rPr>
-        <w:tab/>
-      </w:r>
-      <w:r>
-        <w:rPr>
-          <w:rFonts w:ascii="Times New Roman" w:hAnsi="Times New Roman" w:cs="Times New Roman"/>
-          <w:sz w:val="20"/>
-        </w:rPr>
-        <w:tab/>
-      </w:r>
-      <w:r>
-        <w:rPr>
-          <w:rFonts w:ascii="Times New Roman" w:hAnsi="Times New Roman" w:cs="Times New Roman"/>
-          <w:sz w:val="20"/>
+          <w:sz w:val="28"/>
+          <w:szCs w:val="28"/>
+        </w:rPr>
+        <w:tab/>
+      </w:r>
+      <w:r>
+        <w:rPr>
+          <w:rFonts w:ascii="Times New Roman" w:hAnsi="Times New Roman" w:cs="Times New Roman"/>
+          <w:sz w:val="28"/>
+          <w:szCs w:val="28"/>
+        </w:rPr>
+        <w:tab/>
+      </w:r>
+      <w:r>
+        <w:rPr>
+          <w:rFonts w:ascii="Times New Roman" w:hAnsi="Times New Roman" w:cs="Times New Roman"/>
+          <w:sz w:val="28"/>
+          <w:szCs w:val="28"/>
+        </w:rPr>
+        <w:tab/>
+      </w:r>
+      <w:r>
+        <w:rPr>
+          <w:rFonts w:ascii="Times New Roman" w:hAnsi="Times New Roman" w:cs="Times New Roman"/>
+          <w:sz w:val="28"/>
+          <w:szCs w:val="28"/>
+        </w:rPr>
+        <w:tab/>
+      </w:r>
+      <w:r>
+        <w:rPr>
+          <w:rFonts w:ascii="Times New Roman" w:hAnsi="Times New Roman" w:cs="Times New Roman"/>
+          <w:sz w:val="28"/>
+          <w:szCs w:val="28"/>
         </w:rPr>
         <w:t>VLSI ​</w:t>
       </w:r>
@@ -1177,44 +2009,190 @@
           <w:rFonts w:ascii="Times New Roman" w:hAnsi="Times New Roman" w:cs="Times New Roman"/>
           <w:b/>
           <w:bCs/>
-          <w:sz w:val="20"/>
-        </w:rPr>
-      </w:pPr>
-      <w:r>
-        <w:rPr>
-          <w:rFonts w:ascii="Times New Roman" w:hAnsi="Times New Roman" w:cs="Times New Roman"/>
-          <w:b/>
-          <w:bCs/>
-          <w:sz w:val="20"/>
-        </w:rPr>
-        <w:t xml:space="preserve">3. Write True or false [3x1=3] </w:t>
-      </w:r>
-    </w:p>
-    <w:p>
-      <w:pPr>
-        <w:rPr>
-          <w:rFonts w:ascii="Times New Roman" w:hAnsi="Times New Roman" w:cs="Times New Roman"/>
-          <w:sz w:val="20"/>
-        </w:rPr>
-      </w:pPr>
-      <w:r>
-        <w:rPr>
-          <w:rFonts w:ascii="Times New Roman" w:hAnsi="Times New Roman" w:cs="Times New Roman"/>
-          <w:sz w:val="20"/>
+          <w:sz w:val="28"/>
+          <w:szCs w:val="28"/>
+        </w:rPr>
+      </w:pPr>
+      <w:r>
+        <w:rPr>
+          <w:rFonts w:ascii="Times New Roman" w:hAnsi="Times New Roman" w:cs="Times New Roman"/>
+          <w:b/>
+          <w:bCs/>
+          <w:sz w:val="28"/>
+          <w:szCs w:val="28"/>
+        </w:rPr>
+        <w:t>3. Write True or false</w:t>
+      </w:r>
+      <w:r>
+        <w:rPr>
+          <w:rFonts w:ascii="Times New Roman" w:hAnsi="Times New Roman" w:cs="Times New Roman"/>
+          <w:b/>
+          <w:bCs/>
+          <w:sz w:val="28"/>
+          <w:szCs w:val="28"/>
+        </w:rPr>
+        <w:t>.</w:t>
+      </w:r>
+      <w:r>
+        <w:rPr>
+          <w:rFonts w:ascii="Times New Roman" w:hAnsi="Times New Roman" w:cs="Times New Roman"/>
+          <w:b/>
+          <w:bCs/>
+          <w:sz w:val="28"/>
+          <w:szCs w:val="28"/>
+        </w:rPr>
+        <w:tab/>
+      </w:r>
+      <w:r>
+        <w:rPr>
+          <w:rFonts w:ascii="Times New Roman" w:hAnsi="Times New Roman" w:cs="Times New Roman"/>
+          <w:b/>
+          <w:bCs/>
+          <w:sz w:val="28"/>
+          <w:szCs w:val="28"/>
+        </w:rPr>
+        <w:tab/>
+      </w:r>
+      <w:r>
+        <w:rPr>
+          <w:rFonts w:ascii="Times New Roman" w:hAnsi="Times New Roman" w:cs="Times New Roman"/>
+          <w:b/>
+          <w:bCs/>
+          <w:sz w:val="28"/>
+          <w:szCs w:val="28"/>
+        </w:rPr>
+        <w:tab/>
+      </w:r>
+      <w:r>
+        <w:rPr>
+          <w:rFonts w:ascii="Times New Roman" w:hAnsi="Times New Roman" w:cs="Times New Roman"/>
+          <w:b/>
+          <w:bCs/>
+          <w:sz w:val="28"/>
+          <w:szCs w:val="28"/>
+        </w:rPr>
+        <w:tab/>
+      </w:r>
+      <w:r>
+        <w:rPr>
+          <w:rFonts w:ascii="Times New Roman" w:hAnsi="Times New Roman" w:cs="Times New Roman"/>
+          <w:b/>
+          <w:bCs/>
+          <w:sz w:val="28"/>
+          <w:szCs w:val="28"/>
+        </w:rPr>
+        <w:tab/>
+      </w:r>
+      <w:r>
+        <w:rPr>
+          <w:rFonts w:ascii="Times New Roman" w:hAnsi="Times New Roman" w:cs="Times New Roman"/>
+          <w:b/>
+          <w:bCs/>
+          <w:sz w:val="28"/>
+          <w:szCs w:val="28"/>
+        </w:rPr>
+        <w:tab/>
+      </w:r>
+      <w:r>
+        <w:rPr>
+          <w:rFonts w:ascii="Times New Roman" w:hAnsi="Times New Roman" w:cs="Times New Roman"/>
+          <w:b/>
+          <w:bCs/>
+          <w:sz w:val="28"/>
+          <w:szCs w:val="28"/>
+        </w:rPr>
+        <w:tab/>
+      </w:r>
+      <w:r>
+        <w:rPr>
+          <w:rFonts w:ascii="Times New Roman" w:hAnsi="Times New Roman" w:cs="Times New Roman"/>
+          <w:b/>
+          <w:bCs/>
+          <w:sz w:val="28"/>
+          <w:szCs w:val="28"/>
+        </w:rPr>
+        <w:tab/>
+      </w:r>
+      <w:r>
+        <w:rPr>
+          <w:rFonts w:ascii="Times New Roman" w:hAnsi="Times New Roman" w:cs="Times New Roman"/>
+          <w:b/>
+          <w:bCs/>
+          <w:sz w:val="28"/>
+          <w:szCs w:val="28"/>
+        </w:rPr>
+        <w:tab/>
+      </w:r>
+      <w:r>
+        <w:rPr>
+          <w:rFonts w:ascii="Times New Roman" w:hAnsi="Times New Roman" w:cs="Times New Roman"/>
+          <w:b/>
+          <w:bCs/>
+          <w:sz w:val="28"/>
+          <w:szCs w:val="28"/>
+        </w:rPr>
+        <w:tab/>
+      </w:r>
+      <w:r>
+        <w:rPr>
+          <w:rFonts w:ascii="Times New Roman" w:hAnsi="Times New Roman" w:cs="Times New Roman"/>
+          <w:b/>
+          <w:bCs/>
+          <w:sz w:val="28"/>
+          <w:szCs w:val="28"/>
+        </w:rPr>
+        <w:t>[3</w:t>
+      </w:r>
+      <w:r>
+        <w:rPr>
+          <w:rFonts w:ascii="Times New Roman" w:hAnsi="Times New Roman" w:cs="Times New Roman"/>
+          <w:b/>
+          <w:bCs/>
+          <w:sz w:val="28"/>
+          <w:szCs w:val="28"/>
+        </w:rPr>
+        <w:t>×</w:t>
+      </w:r>
+      <w:r>
+        <w:rPr>
+          <w:rFonts w:ascii="Times New Roman" w:hAnsi="Times New Roman" w:cs="Times New Roman"/>
+          <w:b/>
+          <w:bCs/>
+          <w:sz w:val="28"/>
+          <w:szCs w:val="28"/>
+        </w:rPr>
+        <w:t xml:space="preserve">1=3] </w:t>
+      </w:r>
+    </w:p>
+    <w:p>
+      <w:pPr>
+        <w:rPr>
+          <w:rFonts w:ascii="Times New Roman" w:hAnsi="Times New Roman" w:cs="Times New Roman"/>
+          <w:sz w:val="28"/>
+          <w:szCs w:val="28"/>
+        </w:rPr>
+      </w:pPr>
+      <w:r>
+        <w:rPr>
+          <w:rFonts w:ascii="Times New Roman" w:hAnsi="Times New Roman" w:cs="Times New Roman"/>
+          <w:sz w:val="28"/>
+          <w:szCs w:val="28"/>
         </w:rPr>
         <w:t>a) Second generation computers used vacuum tubes. [</w:t>
       </w:r>
       <w:r>
         <w:rPr>
           <w:rFonts w:ascii="Times New Roman" w:hAnsi="Times New Roman" w:cs="Times New Roman"/>
-          <w:sz w:val="20"/>
+          <w:sz w:val="28"/>
+          <w:szCs w:val="28"/>
         </w:rPr>
         <w:t>___</w:t>
       </w:r>
       <w:r>
         <w:rPr>
           <w:rFonts w:ascii="Times New Roman" w:hAnsi="Times New Roman" w:cs="Times New Roman"/>
-          <w:sz w:val="20"/>
+          <w:sz w:val="28"/>
+          <w:szCs w:val="28"/>
         </w:rPr>
         <w:t xml:space="preserve">] </w:t>
       </w:r>
@@ -1223,27 +2201,31 @@
       <w:pPr>
         <w:rPr>
           <w:rFonts w:ascii="Times New Roman" w:hAnsi="Times New Roman" w:cs="Times New Roman"/>
-          <w:sz w:val="20"/>
-        </w:rPr>
-      </w:pPr>
-      <w:r>
-        <w:rPr>
-          <w:rFonts w:ascii="Times New Roman" w:hAnsi="Times New Roman" w:cs="Times New Roman"/>
-          <w:sz w:val="20"/>
+          <w:sz w:val="28"/>
+          <w:szCs w:val="28"/>
+        </w:rPr>
+      </w:pPr>
+      <w:r>
+        <w:rPr>
+          <w:rFonts w:ascii="Times New Roman" w:hAnsi="Times New Roman" w:cs="Times New Roman"/>
+          <w:sz w:val="28"/>
+          <w:szCs w:val="28"/>
         </w:rPr>
         <w:t>b) Internet Service Providers (ISPs) are companies that provide access to the Internet. [</w:t>
       </w:r>
       <w:r>
         <w:rPr>
           <w:rFonts w:ascii="Times New Roman" w:hAnsi="Times New Roman" w:cs="Times New Roman"/>
-          <w:sz w:val="20"/>
+          <w:sz w:val="28"/>
+          <w:szCs w:val="28"/>
         </w:rPr>
         <w:t>___</w:t>
       </w:r>
       <w:r>
         <w:rPr>
           <w:rFonts w:ascii="Times New Roman" w:hAnsi="Times New Roman" w:cs="Times New Roman"/>
-          <w:sz w:val="20"/>
+          <w:sz w:val="28"/>
+          <w:szCs w:val="28"/>
         </w:rPr>
         <w:t xml:space="preserve">] </w:t>
       </w:r>
@@ -1252,62 +2234,85 @@
       <w:pPr>
         <w:rPr>
           <w:rFonts w:ascii="Times New Roman" w:hAnsi="Times New Roman" w:cs="Times New Roman"/>
-          <w:sz w:val="20"/>
-        </w:rPr>
-      </w:pPr>
-      <w:r>
-        <w:rPr>
-          <w:rFonts w:ascii="Times New Roman" w:hAnsi="Times New Roman" w:cs="Times New Roman"/>
-          <w:sz w:val="20"/>
+          <w:sz w:val="28"/>
+          <w:szCs w:val="28"/>
+        </w:rPr>
+      </w:pPr>
+      <w:r>
+        <w:rPr>
+          <w:rFonts w:ascii="Times New Roman" w:hAnsi="Times New Roman" w:cs="Times New Roman"/>
+          <w:sz w:val="28"/>
+          <w:szCs w:val="28"/>
         </w:rPr>
         <w:t>c) Recent option will display information about the opened document. [</w:t>
       </w:r>
       <w:r>
         <w:rPr>
           <w:rFonts w:ascii="Times New Roman" w:hAnsi="Times New Roman" w:cs="Times New Roman"/>
-          <w:sz w:val="20"/>
+          <w:sz w:val="28"/>
+          <w:szCs w:val="28"/>
         </w:rPr>
         <w:t>____</w:t>
       </w:r>
       <w:r>
         <w:rPr>
           <w:rFonts w:ascii="Times New Roman" w:hAnsi="Times New Roman" w:cs="Times New Roman"/>
-          <w:sz w:val="20"/>
+          <w:sz w:val="28"/>
+          <w:szCs w:val="28"/>
         </w:rPr>
         <w:t xml:space="preserve">] </w:t>
       </w:r>
     </w:p>
     <w:p>
       <w:pPr>
-        <w:rPr>
-          <w:rFonts w:ascii="Times New Roman" w:hAnsi="Times New Roman" w:cs="Times New Roman"/>
-          <w:sz w:val="20"/>
-        </w:rPr>
-      </w:pPr>
-      <w:r>
-        <w:rPr>
-          <w:rFonts w:ascii="Times New Roman" w:hAnsi="Times New Roman" w:cs="Times New Roman"/>
-          <w:sz w:val="20"/>
+        <w:spacing w:after="0"/>
+        <w:rPr>
+          <w:rFonts w:ascii="Times New Roman" w:hAnsi="Times New Roman" w:cs="Times New Roman"/>
+          <w:sz w:val="28"/>
+          <w:szCs w:val="28"/>
+        </w:rPr>
+      </w:pPr>
+      <w:r>
+        <w:rPr>
+          <w:rFonts w:ascii="Times New Roman" w:hAnsi="Times New Roman" w:cs="Times New Roman"/>
+          <w:sz w:val="28"/>
+          <w:szCs w:val="28"/>
         </w:rPr>
         <w:t>​</w:t>
       </w:r>
     </w:p>
     <w:p>
       <w:pPr>
-        <w:rPr>
-          <w:rFonts w:ascii="Times New Roman" w:hAnsi="Times New Roman" w:cs="Times New Roman"/>
-          <w:b/>
-          <w:bCs/>
-          <w:sz w:val="20"/>
-        </w:rPr>
-      </w:pPr>
-      <w:r>
-        <w:rPr>
-          <w:rFonts w:ascii="Times New Roman" w:hAnsi="Times New Roman" w:cs="Times New Roman"/>
-          <w:b/>
-          <w:bCs/>
-          <w:sz w:val="20"/>
-        </w:rPr>
+        <w:spacing w:after="0"/>
+        <w:rPr>
+          <w:rFonts w:ascii="Times New Roman" w:hAnsi="Times New Roman" w:cs="Times New Roman"/>
+          <w:b/>
+          <w:bCs/>
+          <w:sz w:val="28"/>
+          <w:szCs w:val="28"/>
+        </w:rPr>
+      </w:pPr>
+    </w:p>
+    <w:p>
+      <w:pPr>
+        <w:spacing w:after="0"/>
+        <w:rPr>
+          <w:rFonts w:ascii="Times New Roman" w:hAnsi="Times New Roman" w:cs="Times New Roman"/>
+          <w:b/>
+          <w:bCs/>
+          <w:sz w:val="28"/>
+          <w:szCs w:val="28"/>
+        </w:rPr>
+      </w:pPr>
+      <w:r>
+        <w:rPr>
+          <w:rFonts w:ascii="Times New Roman" w:hAnsi="Times New Roman" w:cs="Times New Roman"/>
+          <w:b/>
+          <w:bCs/>
+          <w:sz w:val="28"/>
+          <w:szCs w:val="28"/>
+        </w:rPr>
+        <w:lastRenderedPageBreak/>
         <w:t xml:space="preserve">4. Fill in the blanks. </w:t>
       </w:r>
     </w:p>
@@ -1315,13 +2320,15 @@
       <w:pPr>
         <w:rPr>
           <w:rFonts w:ascii="Times New Roman" w:hAnsi="Times New Roman" w:cs="Times New Roman"/>
-          <w:sz w:val="20"/>
-        </w:rPr>
-      </w:pPr>
-      <w:r>
-        <w:rPr>
-          <w:rFonts w:ascii="Times New Roman" w:hAnsi="Times New Roman" w:cs="Times New Roman"/>
-          <w:sz w:val="20"/>
+          <w:sz w:val="28"/>
+          <w:szCs w:val="28"/>
+        </w:rPr>
+      </w:pPr>
+      <w:r>
+        <w:rPr>
+          <w:rFonts w:ascii="Times New Roman" w:hAnsi="Times New Roman" w:cs="Times New Roman"/>
+          <w:sz w:val="28"/>
+          <w:szCs w:val="28"/>
         </w:rPr>
         <w:t xml:space="preserve">[vacuum tube, Gmail, Text boxes] </w:t>
       </w:r>
@@ -1336,27 +2343,31 @@
         <w:spacing w:line="360" w:lineRule="auto"/>
         <w:rPr>
           <w:rFonts w:ascii="Times New Roman" w:hAnsi="Times New Roman" w:cs="Times New Roman"/>
-          <w:sz w:val="20"/>
-        </w:rPr>
-      </w:pPr>
-      <w:r>
-        <w:rPr>
-          <w:rFonts w:ascii="Times New Roman" w:hAnsi="Times New Roman" w:cs="Times New Roman"/>
-          <w:sz w:val="20"/>
+          <w:sz w:val="28"/>
+          <w:szCs w:val="28"/>
+        </w:rPr>
+      </w:pPr>
+      <w:r>
+        <w:rPr>
+          <w:rFonts w:ascii="Times New Roman" w:hAnsi="Times New Roman" w:cs="Times New Roman"/>
+          <w:sz w:val="28"/>
+          <w:szCs w:val="28"/>
         </w:rPr>
         <w:t>…………</w:t>
       </w:r>
       <w:r>
         <w:rPr>
           <w:rFonts w:ascii="Times New Roman" w:hAnsi="Times New Roman" w:cs="Times New Roman"/>
-          <w:sz w:val="20"/>
+          <w:sz w:val="28"/>
+          <w:szCs w:val="28"/>
         </w:rPr>
         <w:t>……</w:t>
       </w:r>
       <w:r>
         <w:rPr>
           <w:rFonts w:ascii="Times New Roman" w:hAnsi="Times New Roman" w:cs="Times New Roman"/>
-          <w:sz w:val="20"/>
+          <w:sz w:val="28"/>
+          <w:szCs w:val="28"/>
         </w:rPr>
         <w:t xml:space="preserve"> are the containers for text or graph. </w:t>
       </w:r>
@@ -1371,34 +2382,39 @@
         <w:spacing w:line="360" w:lineRule="auto"/>
         <w:rPr>
           <w:rFonts w:ascii="Times New Roman" w:hAnsi="Times New Roman" w:cs="Times New Roman"/>
-          <w:sz w:val="20"/>
-        </w:rPr>
-      </w:pPr>
-      <w:r>
-        <w:rPr>
-          <w:rFonts w:ascii="Times New Roman" w:hAnsi="Times New Roman" w:cs="Times New Roman"/>
-          <w:sz w:val="20"/>
+          <w:sz w:val="28"/>
+          <w:szCs w:val="28"/>
+        </w:rPr>
+      </w:pPr>
+      <w:r>
+        <w:rPr>
+          <w:rFonts w:ascii="Times New Roman" w:hAnsi="Times New Roman" w:cs="Times New Roman"/>
+          <w:sz w:val="28"/>
+          <w:szCs w:val="28"/>
         </w:rPr>
         <w:t>The</w:t>
       </w:r>
       <w:r>
         <w:rPr>
           <w:rFonts w:ascii="Times New Roman" w:hAnsi="Times New Roman" w:cs="Times New Roman"/>
-          <w:sz w:val="20"/>
+          <w:sz w:val="28"/>
+          <w:szCs w:val="28"/>
         </w:rPr>
         <w:t xml:space="preserve"> …………</w:t>
       </w:r>
       <w:r>
         <w:rPr>
           <w:rFonts w:ascii="Times New Roman" w:hAnsi="Times New Roman" w:cs="Times New Roman"/>
-          <w:sz w:val="20"/>
+          <w:sz w:val="28"/>
+          <w:szCs w:val="28"/>
         </w:rPr>
         <w:t>……</w:t>
       </w:r>
       <w:r>
         <w:rPr>
           <w:rFonts w:ascii="Times New Roman" w:hAnsi="Times New Roman" w:cs="Times New Roman"/>
-          <w:sz w:val="20"/>
+          <w:sz w:val="28"/>
+          <w:szCs w:val="28"/>
         </w:rPr>
         <w:t xml:space="preserve"> is located at the right side of the Taskbar. </w:t>
       </w:r>
@@ -1413,48 +2429,55 @@
         <w:spacing w:line="360" w:lineRule="auto"/>
         <w:rPr>
           <w:rFonts w:ascii="Times New Roman" w:hAnsi="Times New Roman" w:cs="Times New Roman"/>
-          <w:sz w:val="20"/>
-        </w:rPr>
-      </w:pPr>
-      <w:r>
-        <w:rPr>
-          <w:rFonts w:ascii="Times New Roman" w:hAnsi="Times New Roman" w:cs="Times New Roman"/>
-          <w:sz w:val="20"/>
+          <w:sz w:val="28"/>
+          <w:szCs w:val="28"/>
+        </w:rPr>
+      </w:pPr>
+      <w:r>
+        <w:rPr>
+          <w:rFonts w:ascii="Times New Roman" w:hAnsi="Times New Roman" w:cs="Times New Roman"/>
+          <w:sz w:val="28"/>
+          <w:szCs w:val="28"/>
         </w:rPr>
         <w:t>…………</w:t>
       </w:r>
       <w:r>
         <w:rPr>
           <w:rFonts w:ascii="Times New Roman" w:hAnsi="Times New Roman" w:cs="Times New Roman"/>
-          <w:sz w:val="20"/>
+          <w:sz w:val="28"/>
+          <w:szCs w:val="28"/>
         </w:rPr>
         <w:t>……</w:t>
       </w:r>
       <w:r>
         <w:rPr>
           <w:rFonts w:ascii="Times New Roman" w:hAnsi="Times New Roman" w:cs="Times New Roman"/>
-          <w:sz w:val="20"/>
+          <w:sz w:val="28"/>
+          <w:szCs w:val="28"/>
         </w:rPr>
         <w:t xml:space="preserve"> </w:t>
       </w:r>
       <w:r>
         <w:rPr>
           <w:rFonts w:ascii="Times New Roman" w:hAnsi="Times New Roman" w:cs="Times New Roman"/>
-          <w:sz w:val="20"/>
+          <w:sz w:val="28"/>
+          <w:szCs w:val="28"/>
         </w:rPr>
         <w:t>is a popular web</w:t>
       </w:r>
       <w:r>
         <w:rPr>
           <w:rFonts w:ascii="Times New Roman" w:hAnsi="Times New Roman" w:cs="Times New Roman"/>
-          <w:sz w:val="20"/>
+          <w:sz w:val="28"/>
+          <w:szCs w:val="28"/>
         </w:rPr>
         <w:t>-</w:t>
       </w:r>
       <w:r>
         <w:rPr>
           <w:rFonts w:ascii="Times New Roman" w:hAnsi="Times New Roman" w:cs="Times New Roman"/>
-          <w:sz w:val="20"/>
+          <w:sz w:val="28"/>
+          <w:szCs w:val="28"/>
         </w:rPr>
         <w:t xml:space="preserve">based email service provided by Google. </w:t>
       </w:r>
@@ -1466,37 +2489,52 @@
           <w:ilvl w:val="1"/>
           <w:numId w:val="10"/>
         </w:numPr>
-        <w:spacing w:line="360" w:lineRule="auto"/>
-        <w:rPr>
-          <w:rFonts w:ascii="Times New Roman" w:hAnsi="Times New Roman" w:cs="Times New Roman"/>
-          <w:sz w:val="20"/>
-        </w:rPr>
-      </w:pPr>
-      <w:r>
-        <w:rPr>
-          <w:rFonts w:ascii="Times New Roman" w:hAnsi="Times New Roman" w:cs="Times New Roman"/>
-          <w:sz w:val="20"/>
+        <w:spacing w:after="0" w:line="360" w:lineRule="auto"/>
+        <w:rPr>
+          <w:rFonts w:ascii="Times New Roman" w:hAnsi="Times New Roman" w:cs="Times New Roman"/>
+          <w:sz w:val="28"/>
+          <w:szCs w:val="28"/>
+        </w:rPr>
+      </w:pPr>
+      <w:r>
+        <w:rPr>
+          <w:rFonts w:ascii="Times New Roman" w:hAnsi="Times New Roman" w:cs="Times New Roman"/>
+          <w:sz w:val="28"/>
+          <w:szCs w:val="28"/>
         </w:rPr>
         <w:t xml:space="preserve">First generation computers used </w:t>
       </w:r>
       <w:r>
         <w:rPr>
           <w:rFonts w:ascii="Times New Roman" w:hAnsi="Times New Roman" w:cs="Times New Roman"/>
-          <w:sz w:val="20"/>
+          <w:sz w:val="28"/>
+          <w:szCs w:val="28"/>
         </w:rPr>
         <w:t>………</w:t>
       </w:r>
       <w:r>
         <w:rPr>
           <w:rFonts w:ascii="Times New Roman" w:hAnsi="Times New Roman" w:cs="Times New Roman"/>
-          <w:sz w:val="20"/>
-        </w:rPr>
-        <w:t>……..</w:t>
-      </w:r>
-      <w:r>
-        <w:rPr>
-          <w:rFonts w:ascii="Times New Roman" w:hAnsi="Times New Roman" w:cs="Times New Roman"/>
-          <w:sz w:val="20"/>
+          <w:sz w:val="28"/>
+          <w:szCs w:val="28"/>
+        </w:rPr>
+        <w:t>…</w:t>
+      </w:r>
+      <w:proofErr w:type="gramStart"/>
+      <w:r>
+        <w:rPr>
+          <w:rFonts w:ascii="Times New Roman" w:hAnsi="Times New Roman" w:cs="Times New Roman"/>
+          <w:sz w:val="28"/>
+          <w:szCs w:val="28"/>
+        </w:rPr>
+        <w:t>…..</w:t>
+      </w:r>
+      <w:proofErr w:type="gramEnd"/>
+      <w:r>
+        <w:rPr>
+          <w:rFonts w:ascii="Times New Roman" w:hAnsi="Times New Roman" w:cs="Times New Roman"/>
+          <w:sz w:val="28"/>
+          <w:szCs w:val="28"/>
         </w:rPr>
         <w:t xml:space="preserve"> ​</w:t>
       </w:r>
@@ -1507,17 +2545,139 @@
           <w:rFonts w:ascii="Times New Roman" w:hAnsi="Times New Roman" w:cs="Times New Roman"/>
           <w:b/>
           <w:bCs/>
-          <w:sz w:val="20"/>
-        </w:rPr>
-      </w:pPr>
-      <w:r>
-        <w:rPr>
-          <w:rFonts w:ascii="Times New Roman" w:hAnsi="Times New Roman" w:cs="Times New Roman"/>
-          <w:b/>
-          <w:bCs/>
-          <w:sz w:val="20"/>
-        </w:rPr>
-        <w:t xml:space="preserve">5. Write full form of the followings [3x1=3] </w:t>
+          <w:sz w:val="28"/>
+          <w:szCs w:val="28"/>
+        </w:rPr>
+      </w:pPr>
+      <w:r>
+        <w:rPr>
+          <w:rFonts w:ascii="Times New Roman" w:hAnsi="Times New Roman" w:cs="Times New Roman"/>
+          <w:b/>
+          <w:bCs/>
+          <w:sz w:val="28"/>
+          <w:szCs w:val="28"/>
+        </w:rPr>
+        <w:t>5. Write full form of the followings</w:t>
+      </w:r>
+      <w:r>
+        <w:rPr>
+          <w:rFonts w:ascii="Times New Roman" w:hAnsi="Times New Roman" w:cs="Times New Roman"/>
+          <w:b/>
+          <w:bCs/>
+          <w:sz w:val="28"/>
+          <w:szCs w:val="28"/>
+        </w:rPr>
+        <w:t>.</w:t>
+      </w:r>
+      <w:r>
+        <w:rPr>
+          <w:rFonts w:ascii="Times New Roman" w:hAnsi="Times New Roman" w:cs="Times New Roman"/>
+          <w:b/>
+          <w:bCs/>
+          <w:sz w:val="28"/>
+          <w:szCs w:val="28"/>
+        </w:rPr>
+        <w:tab/>
+      </w:r>
+      <w:r>
+        <w:rPr>
+          <w:rFonts w:ascii="Times New Roman" w:hAnsi="Times New Roman" w:cs="Times New Roman"/>
+          <w:b/>
+          <w:bCs/>
+          <w:sz w:val="28"/>
+          <w:szCs w:val="28"/>
+        </w:rPr>
+        <w:tab/>
+      </w:r>
+      <w:r>
+        <w:rPr>
+          <w:rFonts w:ascii="Times New Roman" w:hAnsi="Times New Roman" w:cs="Times New Roman"/>
+          <w:b/>
+          <w:bCs/>
+          <w:sz w:val="28"/>
+          <w:szCs w:val="28"/>
+        </w:rPr>
+        <w:tab/>
+      </w:r>
+      <w:r>
+        <w:rPr>
+          <w:rFonts w:ascii="Times New Roman" w:hAnsi="Times New Roman" w:cs="Times New Roman"/>
+          <w:b/>
+          <w:bCs/>
+          <w:sz w:val="28"/>
+          <w:szCs w:val="28"/>
+        </w:rPr>
+        <w:tab/>
+      </w:r>
+      <w:r>
+        <w:rPr>
+          <w:rFonts w:ascii="Times New Roman" w:hAnsi="Times New Roman" w:cs="Times New Roman"/>
+          <w:b/>
+          <w:bCs/>
+          <w:sz w:val="28"/>
+          <w:szCs w:val="28"/>
+        </w:rPr>
+        <w:tab/>
+      </w:r>
+      <w:r>
+        <w:rPr>
+          <w:rFonts w:ascii="Times New Roman" w:hAnsi="Times New Roman" w:cs="Times New Roman"/>
+          <w:b/>
+          <w:bCs/>
+          <w:sz w:val="28"/>
+          <w:szCs w:val="28"/>
+        </w:rPr>
+        <w:tab/>
+      </w:r>
+      <w:r>
+        <w:rPr>
+          <w:rFonts w:ascii="Times New Roman" w:hAnsi="Times New Roman" w:cs="Times New Roman"/>
+          <w:b/>
+          <w:bCs/>
+          <w:sz w:val="28"/>
+          <w:szCs w:val="28"/>
+        </w:rPr>
+        <w:tab/>
+      </w:r>
+      <w:r>
+        <w:rPr>
+          <w:rFonts w:ascii="Times New Roman" w:hAnsi="Times New Roman" w:cs="Times New Roman"/>
+          <w:b/>
+          <w:bCs/>
+          <w:sz w:val="28"/>
+          <w:szCs w:val="28"/>
+        </w:rPr>
+        <w:tab/>
+      </w:r>
+      <w:r>
+        <w:rPr>
+          <w:rFonts w:ascii="Times New Roman" w:hAnsi="Times New Roman" w:cs="Times New Roman"/>
+          <w:b/>
+          <w:bCs/>
+          <w:sz w:val="28"/>
+          <w:szCs w:val="28"/>
+        </w:rPr>
+        <w:t>[3</w:t>
+      </w:r>
+      <w:r>
+        <w:rPr>
+          <w:rFonts w:ascii="Times New Roman" w:hAnsi="Times New Roman" w:cs="Times New Roman"/>
+          <w:b/>
+          <w:bCs/>
+          <w:sz w:val="28"/>
+          <w:szCs w:val="28"/>
+        </w:rPr>
+        <w:t>×</w:t>
+      </w:r>
+      <w:r>
+        <w:rPr>
+          <w:rFonts w:ascii="Times New Roman" w:hAnsi="Times New Roman" w:cs="Times New Roman"/>
+          <w:b/>
+          <w:bCs/>
+          <w:sz w:val="28"/>
+          <w:szCs w:val="28"/>
+        </w:rPr>
+        <w:t xml:space="preserve">1=3] </w:t>
       </w:r>
     </w:p>
     <w:p>
@@ -1530,23 +2690,46 @@
         <w:spacing w:line="360" w:lineRule="auto"/>
         <w:rPr>
           <w:rFonts w:ascii="Times New Roman" w:hAnsi="Times New Roman" w:cs="Times New Roman"/>
-          <w:sz w:val="20"/>
-        </w:rPr>
-      </w:pPr>
-      <w:r>
-        <w:rPr>
-          <w:rFonts w:ascii="Times New Roman" w:hAnsi="Times New Roman" w:cs="Times New Roman"/>
-          <w:sz w:val="20"/>
+          <w:sz w:val="28"/>
+          <w:szCs w:val="28"/>
+        </w:rPr>
+      </w:pPr>
+      <w:proofErr w:type="gramStart"/>
+      <w:r>
+        <w:rPr>
+          <w:rFonts w:ascii="Times New Roman" w:hAnsi="Times New Roman" w:cs="Times New Roman"/>
+          <w:sz w:val="28"/>
+          <w:szCs w:val="28"/>
         </w:rPr>
         <w:t xml:space="preserve">OS </w:t>
       </w:r>
       <w:r>
         <w:rPr>
           <w:rFonts w:ascii="Times New Roman" w:hAnsi="Times New Roman" w:cs="Times New Roman"/>
-          <w:sz w:val="20"/>
-        </w:rPr>
-        <w:t xml:space="preserve">  :………………………………………………………………………………………………………………..</w:t>
-      </w:r>
+          <w:sz w:val="28"/>
+          <w:szCs w:val="28"/>
+        </w:rPr>
+        <w:t>:</w:t>
+      </w:r>
+      <w:proofErr w:type="gramEnd"/>
+      <w:r>
+        <w:rPr>
+          <w:rFonts w:ascii="Times New Roman" w:hAnsi="Times New Roman" w:cs="Times New Roman"/>
+          <w:sz w:val="28"/>
+          <w:szCs w:val="28"/>
+        </w:rPr>
+        <w:t xml:space="preserve"> …………………………………………………</w:t>
+      </w:r>
+      <w:proofErr w:type="gramStart"/>
+      <w:r>
+        <w:rPr>
+          <w:rFonts w:ascii="Times New Roman" w:hAnsi="Times New Roman" w:cs="Times New Roman"/>
+          <w:sz w:val="28"/>
+          <w:szCs w:val="28"/>
+        </w:rPr>
+        <w:t>…..</w:t>
+      </w:r>
+      <w:proofErr w:type="gramEnd"/>
     </w:p>
     <w:p>
       <w:pPr>
@@ -1558,23 +2741,54 @@
         <w:spacing w:line="360" w:lineRule="auto"/>
         <w:rPr>
           <w:rFonts w:ascii="Times New Roman" w:hAnsi="Times New Roman" w:cs="Times New Roman"/>
-          <w:sz w:val="20"/>
-        </w:rPr>
-      </w:pPr>
-      <w:r>
-        <w:rPr>
-          <w:rFonts w:ascii="Times New Roman" w:hAnsi="Times New Roman" w:cs="Times New Roman"/>
-          <w:sz w:val="20"/>
-        </w:rPr>
-        <w:t xml:space="preserve">AI </w:t>
-      </w:r>
-      <w:r>
-        <w:rPr>
-          <w:rFonts w:ascii="Times New Roman" w:hAnsi="Times New Roman" w:cs="Times New Roman"/>
-          <w:sz w:val="20"/>
-        </w:rPr>
-        <w:t xml:space="preserve">   :………………………………………………………………………………………………………………..</w:t>
-      </w:r>
+          <w:sz w:val="28"/>
+          <w:szCs w:val="28"/>
+        </w:rPr>
+      </w:pPr>
+      <w:proofErr w:type="gramStart"/>
+      <w:r>
+        <w:rPr>
+          <w:rFonts w:ascii="Times New Roman" w:hAnsi="Times New Roman" w:cs="Times New Roman"/>
+          <w:sz w:val="28"/>
+          <w:szCs w:val="28"/>
+        </w:rPr>
+        <w:t>AI</w:t>
+      </w:r>
+      <w:r>
+        <w:rPr>
+          <w:rFonts w:ascii="Times New Roman" w:hAnsi="Times New Roman" w:cs="Times New Roman"/>
+          <w:sz w:val="28"/>
+          <w:szCs w:val="28"/>
+        </w:rPr>
+        <w:t xml:space="preserve"> </w:t>
+      </w:r>
+      <w:r>
+        <w:rPr>
+          <w:rFonts w:ascii="Times New Roman" w:hAnsi="Times New Roman" w:cs="Times New Roman"/>
+          <w:sz w:val="28"/>
+          <w:szCs w:val="28"/>
+        </w:rPr>
+        <w:t>:</w:t>
+      </w:r>
+      <w:proofErr w:type="gramEnd"/>
+      <w:r>
+        <w:rPr>
+          <w:rFonts w:ascii="Times New Roman" w:hAnsi="Times New Roman" w:cs="Times New Roman"/>
+          <w:sz w:val="28"/>
+          <w:szCs w:val="28"/>
+        </w:rPr>
+        <w:t xml:space="preserve"> …………………………………………………</w:t>
+      </w:r>
+      <w:proofErr w:type="gramStart"/>
+      <w:r>
+        <w:rPr>
+          <w:rFonts w:ascii="Times New Roman" w:hAnsi="Times New Roman" w:cs="Times New Roman"/>
+          <w:sz w:val="28"/>
+          <w:szCs w:val="28"/>
+        </w:rPr>
+        <w:t>…..</w:t>
+      </w:r>
+      <w:proofErr w:type="gramEnd"/>
     </w:p>
     <w:p>
       <w:pPr>
@@ -1586,49 +2800,69 @@
         <w:spacing w:line="360" w:lineRule="auto"/>
         <w:rPr>
           <w:rFonts w:ascii="Times New Roman" w:hAnsi="Times New Roman" w:cs="Times New Roman"/>
-          <w:sz w:val="20"/>
-        </w:rPr>
-      </w:pPr>
-      <w:r>
-        <w:rPr>
-          <w:rFonts w:ascii="Times New Roman" w:hAnsi="Times New Roman" w:cs="Times New Roman"/>
-          <w:sz w:val="20"/>
+          <w:sz w:val="28"/>
+          <w:szCs w:val="28"/>
+        </w:rPr>
+      </w:pPr>
+      <w:proofErr w:type="gramStart"/>
+      <w:r>
+        <w:rPr>
+          <w:rFonts w:ascii="Times New Roman" w:hAnsi="Times New Roman" w:cs="Times New Roman"/>
+          <w:sz w:val="28"/>
+          <w:szCs w:val="28"/>
         </w:rPr>
         <w:t>ALU</w:t>
       </w:r>
       <w:r>
         <w:rPr>
           <w:rFonts w:ascii="Times New Roman" w:hAnsi="Times New Roman" w:cs="Times New Roman"/>
-          <w:sz w:val="20"/>
-        </w:rPr>
-        <w:t xml:space="preserve"> :……………………………………………………………………………………………………………….</w:t>
-      </w:r>
-      <w:r>
-        <w:rPr>
-          <w:rFonts w:ascii="Times New Roman" w:hAnsi="Times New Roman" w:cs="Times New Roman"/>
-          <w:sz w:val="20"/>
+          <w:sz w:val="28"/>
+          <w:szCs w:val="28"/>
         </w:rPr>
         <w:t xml:space="preserve"> </w:t>
       </w:r>
       <w:r>
         <w:rPr>
           <w:rFonts w:ascii="Times New Roman" w:hAnsi="Times New Roman" w:cs="Times New Roman"/>
-          <w:sz w:val="20"/>
-        </w:rPr>
-        <w:t xml:space="preserve"> </w:t>
-      </w:r>
-    </w:p>
-    <w:p>
-      <w:pPr>
-        <w:rPr>
-          <w:rFonts w:ascii="Times New Roman" w:hAnsi="Times New Roman" w:cs="Times New Roman"/>
-          <w:sz w:val="20"/>
-        </w:rPr>
-      </w:pPr>
-      <w:r>
-        <w:rPr>
-          <w:rFonts w:ascii="Times New Roman" w:hAnsi="Times New Roman" w:cs="Times New Roman"/>
-          <w:sz w:val="20"/>
+          <w:sz w:val="28"/>
+          <w:szCs w:val="28"/>
+        </w:rPr>
+        <w:t>:</w:t>
+      </w:r>
+      <w:proofErr w:type="gramEnd"/>
+      <w:r>
+        <w:rPr>
+          <w:rFonts w:ascii="Times New Roman" w:hAnsi="Times New Roman" w:cs="Times New Roman"/>
+          <w:sz w:val="28"/>
+          <w:szCs w:val="28"/>
+        </w:rPr>
+        <w:t xml:space="preserve"> …………………………………………………</w:t>
+      </w:r>
+      <w:proofErr w:type="gramStart"/>
+      <w:r>
+        <w:rPr>
+          <w:rFonts w:ascii="Times New Roman" w:hAnsi="Times New Roman" w:cs="Times New Roman"/>
+          <w:sz w:val="28"/>
+          <w:szCs w:val="28"/>
+        </w:rPr>
+        <w:t>…..</w:t>
+      </w:r>
+      <w:proofErr w:type="gramEnd"/>
+    </w:p>
+    <w:p>
+      <w:pPr>
+        <w:spacing w:after="0"/>
+        <w:rPr>
+          <w:rFonts w:ascii="Times New Roman" w:hAnsi="Times New Roman" w:cs="Times New Roman"/>
+          <w:sz w:val="28"/>
+          <w:szCs w:val="28"/>
+        </w:rPr>
+      </w:pPr>
+      <w:r>
+        <w:rPr>
+          <w:rFonts w:ascii="Times New Roman" w:hAnsi="Times New Roman" w:cs="Times New Roman"/>
+          <w:sz w:val="28"/>
+          <w:szCs w:val="28"/>
         </w:rPr>
         <w:t>​</w:t>
       </w:r>
@@ -1637,14 +2871,136 @@
           <w:rFonts w:ascii="Times New Roman" w:hAnsi="Times New Roman" w:cs="Times New Roman"/>
           <w:b/>
           <w:bCs/>
-          <w:sz w:val="20"/>
-        </w:rPr>
-        <w:t>6. Answer the following questions [4x2=8]</w:t>
-      </w:r>
-      <w:r>
-        <w:rPr>
-          <w:rFonts w:ascii="Times New Roman" w:hAnsi="Times New Roman" w:cs="Times New Roman"/>
-          <w:sz w:val="20"/>
+          <w:sz w:val="28"/>
+          <w:szCs w:val="28"/>
+        </w:rPr>
+        <w:t>6. Answer the following questions</w:t>
+      </w:r>
+      <w:r>
+        <w:rPr>
+          <w:rFonts w:ascii="Times New Roman" w:hAnsi="Times New Roman" w:cs="Times New Roman"/>
+          <w:b/>
+          <w:bCs/>
+          <w:sz w:val="28"/>
+          <w:szCs w:val="28"/>
+        </w:rPr>
+        <w:t>.</w:t>
+      </w:r>
+      <w:r>
+        <w:rPr>
+          <w:rFonts w:ascii="Times New Roman" w:hAnsi="Times New Roman" w:cs="Times New Roman"/>
+          <w:b/>
+          <w:bCs/>
+          <w:sz w:val="28"/>
+          <w:szCs w:val="28"/>
+        </w:rPr>
+        <w:tab/>
+      </w:r>
+      <w:r>
+        <w:rPr>
+          <w:rFonts w:ascii="Times New Roman" w:hAnsi="Times New Roman" w:cs="Times New Roman"/>
+          <w:b/>
+          <w:bCs/>
+          <w:sz w:val="28"/>
+          <w:szCs w:val="28"/>
+        </w:rPr>
+        <w:tab/>
+      </w:r>
+      <w:r>
+        <w:rPr>
+          <w:rFonts w:ascii="Times New Roman" w:hAnsi="Times New Roman" w:cs="Times New Roman"/>
+          <w:b/>
+          <w:bCs/>
+          <w:sz w:val="28"/>
+          <w:szCs w:val="28"/>
+        </w:rPr>
+        <w:tab/>
+      </w:r>
+      <w:r>
+        <w:rPr>
+          <w:rFonts w:ascii="Times New Roman" w:hAnsi="Times New Roman" w:cs="Times New Roman"/>
+          <w:b/>
+          <w:bCs/>
+          <w:sz w:val="28"/>
+          <w:szCs w:val="28"/>
+        </w:rPr>
+        <w:tab/>
+      </w:r>
+      <w:r>
+        <w:rPr>
+          <w:rFonts w:ascii="Times New Roman" w:hAnsi="Times New Roman" w:cs="Times New Roman"/>
+          <w:b/>
+          <w:bCs/>
+          <w:sz w:val="28"/>
+          <w:szCs w:val="28"/>
+        </w:rPr>
+        <w:tab/>
+      </w:r>
+      <w:r>
+        <w:rPr>
+          <w:rFonts w:ascii="Times New Roman" w:hAnsi="Times New Roman" w:cs="Times New Roman"/>
+          <w:b/>
+          <w:bCs/>
+          <w:sz w:val="28"/>
+          <w:szCs w:val="28"/>
+        </w:rPr>
+        <w:tab/>
+      </w:r>
+      <w:r>
+        <w:rPr>
+          <w:rFonts w:ascii="Times New Roman" w:hAnsi="Times New Roman" w:cs="Times New Roman"/>
+          <w:b/>
+          <w:bCs/>
+          <w:sz w:val="28"/>
+          <w:szCs w:val="28"/>
+        </w:rPr>
+        <w:tab/>
+      </w:r>
+      <w:r>
+        <w:rPr>
+          <w:rFonts w:ascii="Times New Roman" w:hAnsi="Times New Roman" w:cs="Times New Roman"/>
+          <w:b/>
+          <w:bCs/>
+          <w:sz w:val="28"/>
+          <w:szCs w:val="28"/>
+        </w:rPr>
+        <w:tab/>
+      </w:r>
+      <w:r>
+        <w:rPr>
+          <w:rFonts w:ascii="Times New Roman" w:hAnsi="Times New Roman" w:cs="Times New Roman"/>
+          <w:b/>
+          <w:bCs/>
+          <w:sz w:val="28"/>
+          <w:szCs w:val="28"/>
+        </w:rPr>
+        <w:t>[4</w:t>
+      </w:r>
+      <w:r>
+        <w:rPr>
+          <w:rFonts w:ascii="Times New Roman" w:hAnsi="Times New Roman" w:cs="Times New Roman"/>
+          <w:b/>
+          <w:bCs/>
+          <w:sz w:val="28"/>
+          <w:szCs w:val="28"/>
+        </w:rPr>
+        <w:t>×</w:t>
+      </w:r>
+      <w:r>
+        <w:rPr>
+          <w:rFonts w:ascii="Times New Roman" w:hAnsi="Times New Roman" w:cs="Times New Roman"/>
+          <w:b/>
+          <w:bCs/>
+          <w:sz w:val="28"/>
+          <w:szCs w:val="28"/>
+        </w:rPr>
+        <w:t>2=8]</w:t>
+      </w:r>
+      <w:r>
+        <w:rPr>
+          <w:rFonts w:ascii="Times New Roman" w:hAnsi="Times New Roman" w:cs="Times New Roman"/>
+          <w:sz w:val="28"/>
+          <w:szCs w:val="28"/>
         </w:rPr>
         <w:t xml:space="preserve"> </w:t>
       </w:r>
@@ -1659,13 +3015,15 @@
         <w:spacing w:line="360" w:lineRule="auto"/>
         <w:rPr>
           <w:rFonts w:ascii="Times New Roman" w:hAnsi="Times New Roman" w:cs="Times New Roman"/>
-          <w:sz w:val="20"/>
-        </w:rPr>
-      </w:pPr>
-      <w:r>
-        <w:rPr>
-          <w:rFonts w:ascii="Times New Roman" w:hAnsi="Times New Roman" w:cs="Times New Roman"/>
-          <w:sz w:val="20"/>
+          <w:sz w:val="28"/>
+          <w:szCs w:val="28"/>
+        </w:rPr>
+      </w:pPr>
+      <w:r>
+        <w:rPr>
+          <w:rFonts w:ascii="Times New Roman" w:hAnsi="Times New Roman" w:cs="Times New Roman"/>
+          <w:sz w:val="28"/>
+          <w:szCs w:val="28"/>
         </w:rPr>
         <w:t xml:space="preserve">What are the four basic functions of a computer system? </w:t>
       </w:r>
@@ -1675,22 +3033,17 @@
         <w:spacing w:line="360" w:lineRule="auto"/>
         <w:rPr>
           <w:rFonts w:ascii="Times New Roman" w:hAnsi="Times New Roman" w:cs="Times New Roman"/>
-          <w:sz w:val="20"/>
-        </w:rPr>
-      </w:pPr>
-      <w:r>
-        <w:rPr>
-          <w:rFonts w:ascii="Times New Roman" w:hAnsi="Times New Roman" w:cs="Times New Roman"/>
-          <w:sz w:val="20"/>
-        </w:rPr>
-        <w:t>………………………………………………………………………………………………………</w:t>
-      </w:r>
-      <w:r>
-        <w:rPr>
-          <w:rFonts w:ascii="Times New Roman" w:hAnsi="Times New Roman" w:cs="Times New Roman"/>
-          <w:sz w:val="20"/>
-        </w:rPr>
-        <w:t>…………………...</w:t>
+          <w:sz w:val="28"/>
+          <w:szCs w:val="28"/>
+        </w:rPr>
+      </w:pPr>
+      <w:r>
+        <w:rPr>
+          <w:rFonts w:ascii="Times New Roman" w:hAnsi="Times New Roman" w:cs="Times New Roman"/>
+          <w:sz w:val="28"/>
+          <w:szCs w:val="28"/>
+        </w:rPr>
+        <w:t>…………………………………………………………………………………………………</w:t>
       </w:r>
     </w:p>
     <w:p>
@@ -1698,57 +3051,17 @@
         <w:spacing w:line="360" w:lineRule="auto"/>
         <w:rPr>
           <w:rFonts w:ascii="Times New Roman" w:hAnsi="Times New Roman" w:cs="Times New Roman"/>
-          <w:sz w:val="20"/>
-        </w:rPr>
-      </w:pPr>
-      <w:r>
-        <w:rPr>
-          <w:rFonts w:ascii="Times New Roman" w:hAnsi="Times New Roman" w:cs="Times New Roman"/>
-          <w:sz w:val="20"/>
-        </w:rPr>
-        <w:t>…………………………………………</w:t>
-      </w:r>
-      <w:r>
-        <w:rPr>
-          <w:rFonts w:ascii="Times New Roman" w:hAnsi="Times New Roman" w:cs="Times New Roman"/>
-          <w:sz w:val="20"/>
-        </w:rPr>
-        <w:t>………..</w:t>
-      </w:r>
-      <w:r>
-        <w:rPr>
-          <w:rFonts w:ascii="Times New Roman" w:hAnsi="Times New Roman" w:cs="Times New Roman"/>
-          <w:sz w:val="20"/>
-        </w:rPr>
-        <w:t xml:space="preserve">          </w:t>
-      </w:r>
-      <w:r>
-        <w:rPr>
-          <w:rFonts w:ascii="Times New Roman" w:hAnsi="Times New Roman" w:cs="Times New Roman"/>
-          <w:sz w:val="20"/>
-        </w:rPr>
-        <w:t xml:space="preserve">     </w:t>
-      </w:r>
-      <w:r>
-        <w:rPr>
-          <w:rFonts w:ascii="Times New Roman" w:hAnsi="Times New Roman" w:cs="Times New Roman"/>
-          <w:sz w:val="20"/>
-        </w:rPr>
-        <w:t xml:space="preserve"> </w:t>
-      </w:r>
-      <w:r>
-        <w:rPr>
-          <w:rFonts w:ascii="Times New Roman" w:hAnsi="Times New Roman" w:cs="Times New Roman"/>
-          <w:sz w:val="20"/>
-        </w:rPr>
-        <w:t>……….</w:t>
-      </w:r>
-      <w:r>
-        <w:rPr>
-          <w:rFonts w:ascii="Times New Roman" w:hAnsi="Times New Roman" w:cs="Times New Roman"/>
-          <w:sz w:val="20"/>
-        </w:rPr>
-        <w:t>……………………………………………………</w:t>
+          <w:sz w:val="28"/>
+          <w:szCs w:val="28"/>
+        </w:rPr>
+      </w:pPr>
+      <w:r>
+        <w:rPr>
+          <w:rFonts w:ascii="Times New Roman" w:hAnsi="Times New Roman" w:cs="Times New Roman"/>
+          <w:sz w:val="28"/>
+          <w:szCs w:val="28"/>
+        </w:rPr>
+        <w:t>…………………………………………………………………………………………………</w:t>
       </w:r>
     </w:p>
     <w:p>
@@ -1756,43 +3069,194 @@
         <w:spacing w:line="360" w:lineRule="auto"/>
         <w:rPr>
           <w:rFonts w:ascii="Times New Roman" w:hAnsi="Times New Roman" w:cs="Times New Roman"/>
-          <w:sz w:val="20"/>
-        </w:rPr>
-      </w:pPr>
-      <w:r>
-        <w:rPr>
-          <w:rFonts w:ascii="Times New Roman" w:hAnsi="Times New Roman" w:cs="Times New Roman"/>
-          <w:sz w:val="20"/>
-        </w:rPr>
-        <w:t>…………………………………………</w:t>
-      </w:r>
-      <w:r>
-        <w:rPr>
-          <w:rFonts w:ascii="Times New Roman" w:hAnsi="Times New Roman" w:cs="Times New Roman"/>
-          <w:sz w:val="20"/>
-        </w:rPr>
-        <w:t>……….</w:t>
-      </w:r>
-      <w:r>
-        <w:rPr>
-          <w:rFonts w:ascii="Times New Roman" w:hAnsi="Times New Roman" w:cs="Times New Roman"/>
-          <w:sz w:val="20"/>
-        </w:rPr>
-        <w:t xml:space="preserve">          </w:t>
-      </w:r>
-      <w:r>
-        <w:rPr>
-          <w:rFonts w:ascii="Times New Roman" w:hAnsi="Times New Roman" w:cs="Times New Roman"/>
-          <w:sz w:val="20"/>
-        </w:rPr>
-        <w:t xml:space="preserve">        ..……..</w:t>
-      </w:r>
-      <w:r>
-        <w:rPr>
-          <w:rFonts w:ascii="Times New Roman" w:hAnsi="Times New Roman" w:cs="Times New Roman"/>
-          <w:sz w:val="20"/>
-        </w:rPr>
-        <w:t>……………...……………………………………</w:t>
+          <w:sz w:val="28"/>
+          <w:szCs w:val="28"/>
+        </w:rPr>
+      </w:pPr>
+      <w:r>
+        <w:rPr>
+          <w:rFonts w:ascii="Times New Roman" w:hAnsi="Times New Roman" w:cs="Times New Roman"/>
+          <w:sz w:val="28"/>
+          <w:szCs w:val="28"/>
+        </w:rPr>
+        <w:t>…………………………………………………………………………………………………</w:t>
+      </w:r>
+    </w:p>
+    <w:p>
+      <w:pPr>
+        <w:spacing w:after="0" w:line="360" w:lineRule="auto"/>
+        <w:rPr>
+          <w:rFonts w:ascii="Times New Roman" w:hAnsi="Times New Roman" w:cs="Times New Roman"/>
+          <w:sz w:val="28"/>
+          <w:szCs w:val="28"/>
+        </w:rPr>
+      </w:pPr>
+      <w:r>
+        <w:rPr>
+          <w:rFonts w:ascii="Times New Roman" w:hAnsi="Times New Roman" w:cs="Times New Roman"/>
+          <w:sz w:val="28"/>
+          <w:szCs w:val="28"/>
+        </w:rPr>
+        <w:t>…………………………………………………………………………………………………</w:t>
+      </w:r>
+    </w:p>
+    <w:p>
+      <w:pPr>
+        <w:spacing w:line="360" w:lineRule="auto"/>
+        <w:rPr>
+          <w:rFonts w:ascii="Times New Roman" w:hAnsi="Times New Roman" w:cs="Times New Roman"/>
+          <w:sz w:val="28"/>
+          <w:szCs w:val="28"/>
+        </w:rPr>
+      </w:pPr>
+      <w:r>
+        <w:rPr>
+          <w:rFonts w:ascii="Times New Roman" w:hAnsi="Times New Roman" w:cs="Times New Roman"/>
+          <w:sz w:val="28"/>
+          <w:szCs w:val="28"/>
+        </w:rPr>
+        <w:t xml:space="preserve">Why is Charles Babbage called the father of modern computers? </w:t>
+      </w:r>
+    </w:p>
+    <w:p>
+      <w:pPr>
+        <w:spacing w:line="360" w:lineRule="auto"/>
+        <w:rPr>
+          <w:rFonts w:ascii="Times New Roman" w:hAnsi="Times New Roman" w:cs="Times New Roman"/>
+          <w:sz w:val="28"/>
+          <w:szCs w:val="28"/>
+        </w:rPr>
+      </w:pPr>
+      <w:r>
+        <w:rPr>
+          <w:rFonts w:ascii="Times New Roman" w:hAnsi="Times New Roman" w:cs="Times New Roman"/>
+          <w:sz w:val="28"/>
+          <w:szCs w:val="28"/>
+        </w:rPr>
+        <w:t>…………………………………………………………………………………………………</w:t>
+      </w:r>
+    </w:p>
+    <w:p>
+      <w:pPr>
+        <w:spacing w:line="360" w:lineRule="auto"/>
+        <w:rPr>
+          <w:rFonts w:ascii="Times New Roman" w:hAnsi="Times New Roman" w:cs="Times New Roman"/>
+          <w:sz w:val="28"/>
+          <w:szCs w:val="28"/>
+        </w:rPr>
+      </w:pPr>
+      <w:r>
+        <w:rPr>
+          <w:rFonts w:ascii="Times New Roman" w:hAnsi="Times New Roman" w:cs="Times New Roman"/>
+          <w:sz w:val="28"/>
+          <w:szCs w:val="28"/>
+        </w:rPr>
+        <w:t>…………………………………………………………………………………………………</w:t>
+      </w:r>
+    </w:p>
+    <w:p>
+      <w:pPr>
+        <w:spacing w:line="360" w:lineRule="auto"/>
+        <w:rPr>
+          <w:rFonts w:ascii="Times New Roman" w:hAnsi="Times New Roman" w:cs="Times New Roman"/>
+          <w:sz w:val="28"/>
+          <w:szCs w:val="28"/>
+        </w:rPr>
+      </w:pPr>
+      <w:r>
+        <w:rPr>
+          <w:rFonts w:ascii="Times New Roman" w:hAnsi="Times New Roman" w:cs="Times New Roman"/>
+          <w:sz w:val="28"/>
+          <w:szCs w:val="28"/>
+        </w:rPr>
+        <w:t>…………………………………………………………………………………………………</w:t>
+      </w:r>
+    </w:p>
+    <w:p>
+      <w:pPr>
+        <w:rPr>
+          <w:rFonts w:ascii="Times New Roman" w:hAnsi="Times New Roman" w:cs="Times New Roman"/>
+          <w:sz w:val="28"/>
+          <w:szCs w:val="28"/>
+        </w:rPr>
+      </w:pPr>
+      <w:r>
+        <w:rPr>
+          <w:rFonts w:ascii="Times New Roman" w:hAnsi="Times New Roman" w:cs="Times New Roman"/>
+          <w:sz w:val="28"/>
+          <w:szCs w:val="28"/>
+        </w:rPr>
+        <w:t>Mention two features of first</w:t>
+      </w:r>
+      <w:r>
+        <w:rPr>
+          <w:rFonts w:ascii="Times New Roman" w:hAnsi="Times New Roman" w:cs="Times New Roman"/>
+          <w:sz w:val="28"/>
+          <w:szCs w:val="28"/>
+        </w:rPr>
+        <w:t>-</w:t>
+      </w:r>
+      <w:r>
+        <w:rPr>
+          <w:rFonts w:ascii="Times New Roman" w:hAnsi="Times New Roman" w:cs="Times New Roman"/>
+          <w:sz w:val="28"/>
+          <w:szCs w:val="28"/>
+        </w:rPr>
+        <w:t>generation computers.</w:t>
+      </w:r>
+    </w:p>
+    <w:p>
+      <w:pPr>
+        <w:spacing w:line="360" w:lineRule="auto"/>
+        <w:rPr>
+          <w:rFonts w:ascii="Times New Roman" w:hAnsi="Times New Roman" w:cs="Times New Roman"/>
+          <w:sz w:val="28"/>
+          <w:szCs w:val="28"/>
+        </w:rPr>
+      </w:pPr>
+      <w:r>
+        <w:rPr>
+          <w:rFonts w:ascii="Times New Roman" w:hAnsi="Times New Roman" w:cs="Times New Roman"/>
+          <w:sz w:val="28"/>
+          <w:szCs w:val="28"/>
+        </w:rPr>
+        <w:t>…………………………………………………………………………………………………</w:t>
+      </w:r>
+    </w:p>
+    <w:p>
+      <w:pPr>
+        <w:spacing w:line="360" w:lineRule="auto"/>
+        <w:rPr>
+          <w:rFonts w:ascii="Times New Roman" w:hAnsi="Times New Roman" w:cs="Times New Roman"/>
+          <w:sz w:val="28"/>
+          <w:szCs w:val="28"/>
+        </w:rPr>
+      </w:pPr>
+      <w:r>
+        <w:rPr>
+          <w:rFonts w:ascii="Times New Roman" w:hAnsi="Times New Roman" w:cs="Times New Roman"/>
+          <w:sz w:val="28"/>
+          <w:szCs w:val="28"/>
+        </w:rPr>
+        <w:t>…………………………………………………………………………………………………</w:t>
+      </w:r>
+    </w:p>
+    <w:p>
+      <w:pPr>
+        <w:spacing w:after="0" w:line="360" w:lineRule="auto"/>
+        <w:rPr>
+          <w:rFonts w:ascii="Times New Roman" w:hAnsi="Times New Roman" w:cs="Times New Roman"/>
+          <w:sz w:val="28"/>
+          <w:szCs w:val="28"/>
+        </w:rPr>
+      </w:pPr>
+      <w:r>
+        <w:rPr>
+          <w:rFonts w:ascii="Times New Roman" w:hAnsi="Times New Roman" w:cs="Times New Roman"/>
+          <w:sz w:val="28"/>
+          <w:szCs w:val="28"/>
+        </w:rPr>
+        <w:t>…………………………………………………………………………………………………</w:t>
       </w:r>
     </w:p>
     <w:p>
@@ -1805,109 +3269,35 @@
         <w:spacing w:line="360" w:lineRule="auto"/>
         <w:rPr>
           <w:rFonts w:ascii="Times New Roman" w:hAnsi="Times New Roman" w:cs="Times New Roman"/>
-          <w:sz w:val="20"/>
-        </w:rPr>
-      </w:pPr>
-      <w:r>
-        <w:rPr>
-          <w:rFonts w:ascii="Times New Roman" w:hAnsi="Times New Roman" w:cs="Times New Roman"/>
-          <w:sz w:val="20"/>
-        </w:rPr>
-        <w:t xml:space="preserve">Why is Charles Babbage called the father of modern computers? </w:t>
-      </w:r>
-    </w:p>
-    <w:p>
-      <w:pPr>
-        <w:rPr>
-          <w:rFonts w:ascii="Times New Roman" w:hAnsi="Times New Roman" w:cs="Times New Roman"/>
-          <w:sz w:val="20"/>
-        </w:rPr>
-      </w:pPr>
-      <w:r>
-        <w:rPr>
-          <w:rFonts w:ascii="Times New Roman" w:hAnsi="Times New Roman" w:cs="Times New Roman"/>
-          <w:sz w:val="20"/>
-        </w:rPr>
-        <w:t>…………………………………………………………………………………………………………………………...</w:t>
-      </w:r>
-    </w:p>
-    <w:p>
-      <w:pPr>
-        <w:rPr>
-          <w:rFonts w:ascii="Times New Roman" w:hAnsi="Times New Roman" w:cs="Times New Roman"/>
-          <w:sz w:val="20"/>
-        </w:rPr>
-      </w:pPr>
-      <w:r>
-        <w:rPr>
-          <w:rFonts w:ascii="Times New Roman" w:hAnsi="Times New Roman" w:cs="Times New Roman"/>
-          <w:sz w:val="20"/>
-        </w:rPr>
-        <w:t>………………………………………………………………………………………………………</w:t>
-      </w:r>
-      <w:r>
-        <w:rPr>
-          <w:rFonts w:ascii="Times New Roman" w:hAnsi="Times New Roman" w:cs="Times New Roman"/>
-          <w:sz w:val="20"/>
-        </w:rPr>
-        <w:t>…………………...</w:t>
-      </w:r>
-    </w:p>
-    <w:p>
-      <w:pPr>
-        <w:rPr>
-          <w:rFonts w:ascii="Times New Roman" w:hAnsi="Times New Roman" w:cs="Times New Roman"/>
-          <w:sz w:val="20"/>
-        </w:rPr>
-      </w:pPr>
-      <w:r>
-        <w:rPr>
-          <w:rFonts w:ascii="Times New Roman" w:hAnsi="Times New Roman" w:cs="Times New Roman"/>
-          <w:sz w:val="20"/>
-        </w:rPr>
-        <w:t>………………………………………………………………………………………………………</w:t>
-      </w:r>
-      <w:r>
-        <w:rPr>
-          <w:rFonts w:ascii="Times New Roman" w:hAnsi="Times New Roman" w:cs="Times New Roman"/>
-          <w:sz w:val="20"/>
-        </w:rPr>
-        <w:t>…………………...</w:t>
-      </w:r>
-    </w:p>
-    <w:p>
-      <w:pPr>
-        <w:pStyle w:val="ListParagraph"/>
-        <w:numPr>
-          <w:ilvl w:val="0"/>
-          <w:numId w:val="3"/>
-        </w:numPr>
+          <w:sz w:val="28"/>
+          <w:szCs w:val="28"/>
+        </w:rPr>
+      </w:pPr>
+      <w:r>
+        <w:rPr>
+          <w:rFonts w:ascii="Times New Roman" w:hAnsi="Times New Roman" w:cs="Times New Roman"/>
+          <w:sz w:val="28"/>
+          <w:szCs w:val="28"/>
+        </w:rPr>
+        <w:t>State any two uses of the Internet.</w:t>
+      </w:r>
+    </w:p>
+    <w:p>
+      <w:pPr>
         <w:spacing w:line="360" w:lineRule="auto"/>
         <w:rPr>
           <w:rFonts w:ascii="Times New Roman" w:hAnsi="Times New Roman" w:cs="Times New Roman"/>
-          <w:sz w:val="20"/>
-        </w:rPr>
-      </w:pPr>
-      <w:r>
-        <w:rPr>
-          <w:rFonts w:ascii="Times New Roman" w:hAnsi="Times New Roman" w:cs="Times New Roman"/>
-          <w:sz w:val="20"/>
-        </w:rPr>
-        <w:t>Mention two features of first</w:t>
-      </w:r>
-      <w:r>
-        <w:rPr>
-          <w:rFonts w:ascii="Times New Roman" w:hAnsi="Times New Roman" w:cs="Times New Roman"/>
-          <w:sz w:val="20"/>
-        </w:rPr>
-        <w:t>-</w:t>
-      </w:r>
-      <w:r>
-        <w:rPr>
-          <w:rFonts w:ascii="Times New Roman" w:hAnsi="Times New Roman" w:cs="Times New Roman"/>
-          <w:sz w:val="20"/>
-        </w:rPr>
-        <w:t>generation computers.</w:t>
+          <w:sz w:val="28"/>
+          <w:szCs w:val="28"/>
+        </w:rPr>
+      </w:pPr>
+      <w:r>
+        <w:rPr>
+          <w:rFonts w:ascii="Times New Roman" w:hAnsi="Times New Roman" w:cs="Times New Roman"/>
+          <w:sz w:val="28"/>
+          <w:szCs w:val="28"/>
+        </w:rPr>
+        <w:t>…………………………………………………………………………………………………</w:t>
       </w:r>
     </w:p>
     <w:p>
@@ -1915,121 +3305,45 @@
         <w:spacing w:line="360" w:lineRule="auto"/>
         <w:rPr>
           <w:rFonts w:ascii="Times New Roman" w:hAnsi="Times New Roman" w:cs="Times New Roman"/>
-          <w:sz w:val="20"/>
-        </w:rPr>
-      </w:pPr>
-      <w:r>
-        <w:rPr>
-          <w:rFonts w:ascii="Times New Roman" w:hAnsi="Times New Roman" w:cs="Times New Roman"/>
-          <w:sz w:val="20"/>
-        </w:rPr>
-        <w:t>…………………………………………………………………………………………………………………………...</w:t>
+          <w:sz w:val="28"/>
+          <w:szCs w:val="28"/>
+        </w:rPr>
+      </w:pPr>
+      <w:r>
+        <w:rPr>
+          <w:rFonts w:ascii="Times New Roman" w:hAnsi="Times New Roman" w:cs="Times New Roman"/>
+          <w:sz w:val="28"/>
+          <w:szCs w:val="28"/>
+        </w:rPr>
+        <w:t>…………………………………………………………………………………………………</w:t>
       </w:r>
     </w:p>
     <w:p>
       <w:pPr>
         <w:spacing w:line="360" w:lineRule="auto"/>
-        <w:rPr>
-          <w:rFonts w:ascii="Times New Roman" w:hAnsi="Times New Roman" w:cs="Times New Roman"/>
-          <w:sz w:val="20"/>
-        </w:rPr>
-      </w:pPr>
-      <w:r>
-        <w:rPr>
-          <w:rFonts w:ascii="Times New Roman" w:hAnsi="Times New Roman" w:cs="Times New Roman"/>
-          <w:sz w:val="20"/>
-        </w:rPr>
-        <w:t>…………………………………………………………………………………………………………………………...</w:t>
-      </w:r>
-    </w:p>
-    <w:p>
-      <w:pPr>
-        <w:spacing w:line="360" w:lineRule="auto"/>
-        <w:rPr>
-          <w:rFonts w:ascii="Times New Roman" w:hAnsi="Times New Roman" w:cs="Times New Roman"/>
-          <w:sz w:val="20"/>
-        </w:rPr>
-      </w:pPr>
-      <w:r>
-        <w:rPr>
-          <w:rFonts w:ascii="Times New Roman" w:hAnsi="Times New Roman" w:cs="Times New Roman"/>
-          <w:sz w:val="20"/>
-        </w:rPr>
-        <w:t>…………………………………………………………………………………………………………………………...</w:t>
-      </w:r>
-    </w:p>
-    <w:p>
-      <w:pPr>
-        <w:pStyle w:val="ListParagraph"/>
-        <w:numPr>
-          <w:ilvl w:val="0"/>
-          <w:numId w:val="3"/>
-        </w:numPr>
-        <w:spacing w:line="360" w:lineRule="auto"/>
-        <w:rPr>
-          <w:rFonts w:ascii="Times New Roman" w:hAnsi="Times New Roman" w:cs="Times New Roman"/>
-          <w:sz w:val="20"/>
-        </w:rPr>
-      </w:pPr>
-      <w:r>
-        <w:rPr>
-          <w:rFonts w:ascii="Times New Roman" w:hAnsi="Times New Roman" w:cs="Times New Roman"/>
-          <w:sz w:val="20"/>
-        </w:rPr>
-        <w:t>State any two uses of the Internet.</w:t>
-      </w:r>
-    </w:p>
-    <w:p>
-      <w:pPr>
-        <w:spacing w:line="360" w:lineRule="auto"/>
-        <w:rPr>
-          <w:rFonts w:ascii="Times New Roman" w:hAnsi="Times New Roman" w:cs="Times New Roman"/>
-          <w:sz w:val="20"/>
-        </w:rPr>
-      </w:pPr>
-      <w:r>
-        <w:rPr>
-          <w:rFonts w:ascii="Times New Roman" w:hAnsi="Times New Roman" w:cs="Times New Roman"/>
-          <w:sz w:val="20"/>
-        </w:rPr>
-        <w:t>…………………………………………………………………………………………………………………………...</w:t>
-      </w:r>
-    </w:p>
-    <w:p>
-      <w:pPr>
-        <w:spacing w:line="360" w:lineRule="auto"/>
-        <w:rPr>
-          <w:rFonts w:ascii="Times New Roman" w:hAnsi="Times New Roman" w:cs="Times New Roman"/>
-          <w:sz w:val="20"/>
-        </w:rPr>
-      </w:pPr>
-      <w:r>
-        <w:rPr>
-          <w:rFonts w:ascii="Times New Roman" w:hAnsi="Times New Roman" w:cs="Times New Roman"/>
-          <w:sz w:val="20"/>
-        </w:rPr>
-        <w:t>…………………………………………………………………………………………………………………………...</w:t>
-      </w:r>
-    </w:p>
-    <w:p>
-      <w:pPr>
-        <w:spacing w:line="360" w:lineRule="auto"/>
-        <w:rPr>
-          <w:rFonts w:ascii="Times New Roman" w:hAnsi="Times New Roman" w:cs="Times New Roman"/>
-          <w:sz w:val="20"/>
-        </w:rPr>
-      </w:pPr>
-      <w:r>
-        <w:rPr>
-          <w:rFonts w:ascii="Times New Roman" w:hAnsi="Times New Roman" w:cs="Times New Roman"/>
-          <w:sz w:val="20"/>
-        </w:rPr>
-        <w:t>…………………………………………………………………………………………………………………………...</w:t>
+        <w:jc w:val="center"/>
+        <w:rPr>
+          <w:rFonts w:ascii="Times New Roman" w:hAnsi="Times New Roman" w:cs="Times New Roman"/>
+          <w:b/>
+          <w:bCs/>
+          <w:sz w:val="28"/>
+          <w:szCs w:val="28"/>
+        </w:rPr>
+      </w:pPr>
+      <w:r>
+        <w:rPr>
+          <w:rFonts w:ascii="Times New Roman" w:hAnsi="Times New Roman" w:cs="Times New Roman"/>
+          <w:b/>
+          <w:bCs/>
+          <w:sz w:val="28"/>
+          <w:szCs w:val="28"/>
+        </w:rPr>
+        <w:t>The End</w:t>
       </w:r>
     </w:p>
     <w:sectPr>
-      <w:pgSz w:w="12240" w:h="15840"/>
-      <w:pgMar w:top="1440" w:right="1440" w:bottom="1440" w:left="1440" w:header="708" w:footer="708" w:gutter="0"/>
+      <w:pgSz w:w="11906" w:h="16838" w:code="9"/>
+      <w:pgMar w:top="360" w:right="720" w:bottom="90" w:left="720" w:header="708" w:footer="708" w:gutter="0"/>
       <w:cols w:space="708"/>
       <w:docGrid w:linePitch="360"/>
     </w:sectPr>
@@ -3344,7 +4658,7 @@
   <w:style w:type="paragraph" w:default="1" w:styleId="Normal">
     <w:name w:val="Normal"/>
     <w:qFormat/>
-    <w:rsid w:val="00545651"/>
+    <w:rsid w:val="00C5723B"/>
     <w:pPr>
       <w:spacing w:after="200" w:line="276" w:lineRule="auto"/>
     </w:pPr>
